--- a/homework_db_normalization_2/report_2.docx
+++ b/homework_db_normalization_2/report_2.docx
@@ -670,27 +670,7 @@
           <w:szCs w:val="28"/>
           <w:lang w:val="en-US"/>
         </w:rPr>
-        <w:t xml:space="preserve">FirstName: </w:t>
-      </w:r>
-      <w:proofErr w:type="gramStart"/>
-      <w:r>
-        <w:rPr>
-          <w:rFonts w:ascii="Times New Roman" w:hAnsi="Times New Roman" w:cs="Times New Roman"/>
-          <w:sz w:val="28"/>
-          <w:szCs w:val="28"/>
-          <w:lang w:val="en-US"/>
-        </w:rPr>
-        <w:t>VARCHAR(</w:t>
-      </w:r>
-      <w:proofErr w:type="gramEnd"/>
-      <w:r>
-        <w:rPr>
-          <w:rFonts w:ascii="Times New Roman" w:hAnsi="Times New Roman" w:cs="Times New Roman"/>
-          <w:sz w:val="28"/>
-          <w:szCs w:val="28"/>
-          <w:lang w:val="en-US"/>
-        </w:rPr>
-        <w:t>100), NOT NULL</w:t>
+        <w:t>FirstName: VARCHAR(100), NOT NULL</w:t>
       </w:r>
     </w:p>
     <w:p>
@@ -728,27 +708,7 @@
           <w:szCs w:val="28"/>
           <w:lang w:val="en-US"/>
         </w:rPr>
-        <w:t xml:space="preserve">: </w:t>
-      </w:r>
-      <w:proofErr w:type="gramStart"/>
-      <w:r>
-        <w:rPr>
-          <w:rFonts w:ascii="Times New Roman" w:hAnsi="Times New Roman" w:cs="Times New Roman"/>
-          <w:sz w:val="28"/>
-          <w:szCs w:val="28"/>
-          <w:lang w:val="en-US"/>
-        </w:rPr>
-        <w:t>VARCHAR(</w:t>
-      </w:r>
-      <w:proofErr w:type="gramEnd"/>
-      <w:r>
-        <w:rPr>
-          <w:rFonts w:ascii="Times New Roman" w:hAnsi="Times New Roman" w:cs="Times New Roman"/>
-          <w:sz w:val="28"/>
-          <w:szCs w:val="28"/>
-          <w:lang w:val="en-US"/>
-        </w:rPr>
-        <w:t>100), NOT NULL</w:t>
+        <w:t>: VARCHAR(100), NOT NULL</w:t>
       </w:r>
     </w:p>
     <w:p>
@@ -822,27 +782,7 @@
           <w:szCs w:val="28"/>
           <w:lang w:val="en-US"/>
         </w:rPr>
-        <w:t xml:space="preserve">Email: </w:t>
-      </w:r>
-      <w:proofErr w:type="gramStart"/>
-      <w:r>
-        <w:rPr>
-          <w:rFonts w:ascii="Times New Roman" w:hAnsi="Times New Roman" w:cs="Times New Roman"/>
-          <w:sz w:val="28"/>
-          <w:szCs w:val="28"/>
-          <w:lang w:val="en-US"/>
-        </w:rPr>
-        <w:t>VARCHAR(</w:t>
-      </w:r>
-      <w:proofErr w:type="gramEnd"/>
-      <w:r>
-        <w:rPr>
-          <w:rFonts w:ascii="Times New Roman" w:hAnsi="Times New Roman" w:cs="Times New Roman"/>
-          <w:sz w:val="28"/>
-          <w:szCs w:val="28"/>
-          <w:lang w:val="en-US"/>
-        </w:rPr>
-        <w:t>100), UNIQUE, NOT NULL</w:t>
+        <w:t>Email: VARCHAR(100), UNIQUE, NOT NULL</w:t>
       </w:r>
     </w:p>
     <w:p>
@@ -869,27 +809,7 @@
           <w:szCs w:val="28"/>
           <w:lang w:val="en-US"/>
         </w:rPr>
-        <w:t xml:space="preserve">Phone: </w:t>
-      </w:r>
-      <w:proofErr w:type="gramStart"/>
-      <w:r>
-        <w:rPr>
-          <w:rFonts w:ascii="Times New Roman" w:hAnsi="Times New Roman" w:cs="Times New Roman"/>
-          <w:sz w:val="28"/>
-          <w:szCs w:val="28"/>
-          <w:lang w:val="en-US"/>
-        </w:rPr>
-        <w:t>VARCHAR(</w:t>
-      </w:r>
-      <w:proofErr w:type="gramEnd"/>
-      <w:r>
-        <w:rPr>
-          <w:rFonts w:ascii="Times New Roman" w:hAnsi="Times New Roman" w:cs="Times New Roman"/>
-          <w:sz w:val="28"/>
-          <w:szCs w:val="28"/>
-          <w:lang w:val="en-US"/>
-        </w:rPr>
-        <w:t>20)</w:t>
+        <w:t>Phone: VARCHAR(20)</w:t>
       </w:r>
     </w:p>
     <w:p>
@@ -1182,37 +1102,501 @@
           <w:szCs w:val="28"/>
           <w:lang w:val="en-US"/>
         </w:rPr>
-        <w:t>CHK_EnrollmentDate</w:t>
-      </w:r>
-      <w:proofErr w:type="spellEnd"/>
-      <w:r>
-        <w:rPr>
-          <w:rFonts w:ascii="Times New Roman" w:hAnsi="Times New Roman" w:cs="Times New Roman"/>
-          <w:sz w:val="28"/>
-          <w:szCs w:val="28"/>
-          <w:lang w:val="en-US"/>
-        </w:rPr>
-        <w:t>: CHECK (</w:t>
-      </w:r>
-      <w:proofErr w:type="spellStart"/>
-      <w:r>
-        <w:rPr>
-          <w:rFonts w:ascii="Times New Roman" w:hAnsi="Times New Roman" w:cs="Times New Roman"/>
-          <w:sz w:val="28"/>
-          <w:szCs w:val="28"/>
-          <w:lang w:val="en-US"/>
-        </w:rPr>
-        <w:t>EnrollmentDate</w:t>
-      </w:r>
-      <w:proofErr w:type="spellEnd"/>
-      <w:r>
-        <w:rPr>
-          <w:rFonts w:ascii="Times New Roman" w:hAnsi="Times New Roman" w:cs="Times New Roman"/>
-          <w:sz w:val="28"/>
-          <w:szCs w:val="28"/>
-          <w:lang w:val="en-US"/>
-        </w:rPr>
-        <w:t xml:space="preserve"> &lt;= CURRENT_DATE)</w:t>
+        <w:t>FK_Students_Groups</w:t>
+      </w:r>
+      <w:proofErr w:type="spellEnd"/>
+      <w:r>
+        <w:rPr>
+          <w:rFonts w:ascii="Times New Roman" w:hAnsi="Times New Roman" w:cs="Times New Roman"/>
+          <w:sz w:val="28"/>
+          <w:szCs w:val="28"/>
+          <w:lang w:val="en-US"/>
+        </w:rPr>
+        <w:t>: FOREIGN KEY (</w:t>
+      </w:r>
+      <w:proofErr w:type="spellStart"/>
+      <w:r>
+        <w:rPr>
+          <w:rFonts w:ascii="Times New Roman" w:hAnsi="Times New Roman" w:cs="Times New Roman"/>
+          <w:sz w:val="28"/>
+          <w:szCs w:val="28"/>
+          <w:lang w:val="en-US"/>
+        </w:rPr>
+        <w:t>GroupID</w:t>
+      </w:r>
+      <w:proofErr w:type="spellEnd"/>
+      <w:r>
+        <w:rPr>
+          <w:rFonts w:ascii="Times New Roman" w:hAnsi="Times New Roman" w:cs="Times New Roman"/>
+          <w:sz w:val="28"/>
+          <w:szCs w:val="28"/>
+          <w:lang w:val="en-US"/>
+        </w:rPr>
+        <w:t>) REFERENCES Groups (</w:t>
+      </w:r>
+      <w:proofErr w:type="spellStart"/>
+      <w:r>
+        <w:rPr>
+          <w:rFonts w:ascii="Times New Roman" w:hAnsi="Times New Roman" w:cs="Times New Roman"/>
+          <w:sz w:val="28"/>
+          <w:szCs w:val="28"/>
+          <w:lang w:val="en-US"/>
+        </w:rPr>
+        <w:t>GroupID</w:t>
+      </w:r>
+      <w:proofErr w:type="spellEnd"/>
+      <w:r>
+        <w:rPr>
+          <w:rFonts w:ascii="Times New Roman" w:hAnsi="Times New Roman" w:cs="Times New Roman"/>
+          <w:sz w:val="28"/>
+          <w:szCs w:val="28"/>
+          <w:lang w:val="en-US"/>
+        </w:rPr>
+        <w:t>)</w:t>
+      </w:r>
+    </w:p>
+    <w:p>
+      <w:pPr>
+        <w:pStyle w:val="a7"/>
+        <w:numPr>
+          <w:ilvl w:val="0"/>
+          <w:numId w:val="2"/>
+        </w:numPr>
+        <w:tabs>
+          <w:tab w:val="left" w:pos="1276"/>
+        </w:tabs>
+        <w:spacing w:after="0" w:line="240" w:lineRule="auto"/>
+        <w:jc w:val="both"/>
+        <w:rPr>
+          <w:rFonts w:ascii="Times New Roman" w:hAnsi="Times New Roman" w:cs="Times New Roman"/>
+          <w:sz w:val="28"/>
+          <w:szCs w:val="28"/>
+          <w:lang w:val="en-US"/>
+        </w:rPr>
+      </w:pPr>
+      <w:r>
+        <w:rPr>
+          <w:rFonts w:ascii="Times New Roman" w:hAnsi="Times New Roman" w:cs="Times New Roman"/>
+          <w:sz w:val="28"/>
+          <w:szCs w:val="28"/>
+          <w:lang w:val="en-US"/>
+        </w:rPr>
+        <w:t>Table name: Professors</w:t>
+      </w:r>
+    </w:p>
+    <w:p>
+      <w:pPr>
+        <w:pStyle w:val="a7"/>
+        <w:numPr>
+          <w:ilvl w:val="1"/>
+          <w:numId w:val="2"/>
+        </w:numPr>
+        <w:tabs>
+          <w:tab w:val="left" w:pos="1560"/>
+        </w:tabs>
+        <w:spacing w:after="0" w:line="240" w:lineRule="auto"/>
+        <w:ind w:left="1701" w:hanging="284"/>
+        <w:jc w:val="both"/>
+        <w:rPr>
+          <w:rFonts w:ascii="Times New Roman" w:hAnsi="Times New Roman" w:cs="Times New Roman"/>
+          <w:sz w:val="28"/>
+          <w:szCs w:val="28"/>
+        </w:rPr>
+      </w:pPr>
+      <w:r>
+        <w:rPr>
+          <w:rFonts w:ascii="Times New Roman" w:hAnsi="Times New Roman" w:cs="Times New Roman"/>
+          <w:sz w:val="28"/>
+          <w:szCs w:val="28"/>
+          <w:lang w:val="en-US"/>
+        </w:rPr>
+        <w:t>Description</w:t>
+      </w:r>
+      <w:r>
+        <w:rPr>
+          <w:rFonts w:ascii="Times New Roman" w:hAnsi="Times New Roman" w:cs="Times New Roman"/>
+          <w:sz w:val="28"/>
+          <w:szCs w:val="28"/>
+        </w:rPr>
+        <w:t xml:space="preserve">: </w:t>
+      </w:r>
+      <w:r>
+        <w:rPr>
+          <w:rFonts w:ascii="Times New Roman" w:hAnsi="Times New Roman" w:cs="Times New Roman"/>
+          <w:sz w:val="28"/>
+          <w:szCs w:val="28"/>
+        </w:rPr>
+        <w:t>Хранит</w:t>
+      </w:r>
+      <w:r>
+        <w:rPr>
+          <w:rFonts w:ascii="Times New Roman" w:hAnsi="Times New Roman" w:cs="Times New Roman"/>
+          <w:sz w:val="28"/>
+          <w:szCs w:val="28"/>
+        </w:rPr>
+        <w:t xml:space="preserve"> </w:t>
+      </w:r>
+      <w:r>
+        <w:rPr>
+          <w:rFonts w:ascii="Times New Roman" w:hAnsi="Times New Roman" w:cs="Times New Roman"/>
+          <w:sz w:val="28"/>
+          <w:szCs w:val="28"/>
+        </w:rPr>
+        <w:t>данные о преподавателях</w:t>
+      </w:r>
+    </w:p>
+    <w:p>
+      <w:pPr>
+        <w:pStyle w:val="a7"/>
+        <w:numPr>
+          <w:ilvl w:val="1"/>
+          <w:numId w:val="2"/>
+        </w:numPr>
+        <w:tabs>
+          <w:tab w:val="left" w:pos="1560"/>
+        </w:tabs>
+        <w:spacing w:after="0" w:line="240" w:lineRule="auto"/>
+        <w:ind w:left="1701" w:hanging="284"/>
+        <w:jc w:val="both"/>
+        <w:rPr>
+          <w:rFonts w:ascii="Times New Roman" w:hAnsi="Times New Roman" w:cs="Times New Roman"/>
+          <w:sz w:val="28"/>
+          <w:szCs w:val="28"/>
+        </w:rPr>
+      </w:pPr>
+      <w:r>
+        <w:rPr>
+          <w:rFonts w:ascii="Times New Roman" w:hAnsi="Times New Roman" w:cs="Times New Roman"/>
+          <w:sz w:val="28"/>
+          <w:szCs w:val="28"/>
+          <w:lang w:val="en-US"/>
+        </w:rPr>
+        <w:t>Attributes:</w:t>
+      </w:r>
+    </w:p>
+    <w:p>
+      <w:pPr>
+        <w:pStyle w:val="a7"/>
+        <w:numPr>
+          <w:ilvl w:val="2"/>
+          <w:numId w:val="2"/>
+        </w:numPr>
+        <w:spacing w:after="0" w:line="240" w:lineRule="auto"/>
+        <w:ind w:left="1843" w:hanging="142"/>
+        <w:jc w:val="both"/>
+        <w:rPr>
+          <w:rFonts w:ascii="Times New Roman" w:hAnsi="Times New Roman" w:cs="Times New Roman"/>
+          <w:sz w:val="28"/>
+          <w:szCs w:val="28"/>
+          <w:lang w:val="en-US"/>
+        </w:rPr>
+      </w:pPr>
+      <w:proofErr w:type="spellStart"/>
+      <w:r>
+        <w:rPr>
+          <w:rFonts w:ascii="Times New Roman" w:hAnsi="Times New Roman" w:cs="Times New Roman"/>
+          <w:sz w:val="28"/>
+          <w:szCs w:val="28"/>
+          <w:lang w:val="en-US"/>
+        </w:rPr>
+        <w:t>ProfessorID</w:t>
+      </w:r>
+      <w:proofErr w:type="spellEnd"/>
+      <w:r>
+        <w:rPr>
+          <w:rFonts w:ascii="Times New Roman" w:hAnsi="Times New Roman" w:cs="Times New Roman"/>
+          <w:sz w:val="28"/>
+          <w:szCs w:val="28"/>
+          <w:lang w:val="en-US"/>
+        </w:rPr>
+        <w:t>: INTEGER, PK, NOT NULL</w:t>
+      </w:r>
+    </w:p>
+    <w:p>
+      <w:pPr>
+        <w:pStyle w:val="a7"/>
+        <w:numPr>
+          <w:ilvl w:val="2"/>
+          <w:numId w:val="2"/>
+        </w:numPr>
+        <w:spacing w:after="0" w:line="240" w:lineRule="auto"/>
+        <w:ind w:left="1843" w:hanging="142"/>
+        <w:jc w:val="both"/>
+        <w:rPr>
+          <w:rFonts w:ascii="Times New Roman" w:hAnsi="Times New Roman" w:cs="Times New Roman"/>
+          <w:sz w:val="28"/>
+          <w:szCs w:val="28"/>
+          <w:lang w:val="en-US"/>
+        </w:rPr>
+      </w:pPr>
+      <w:r>
+        <w:rPr>
+          <w:rFonts w:ascii="Times New Roman" w:hAnsi="Times New Roman" w:cs="Times New Roman"/>
+          <w:sz w:val="28"/>
+          <w:szCs w:val="28"/>
+          <w:lang w:val="en-US"/>
+        </w:rPr>
+        <w:t>FirstName: VARCHAR(100), NOT NULL</w:t>
+      </w:r>
+    </w:p>
+    <w:p>
+      <w:pPr>
+        <w:pStyle w:val="a7"/>
+        <w:numPr>
+          <w:ilvl w:val="2"/>
+          <w:numId w:val="2"/>
+        </w:numPr>
+        <w:spacing w:after="0" w:line="240" w:lineRule="auto"/>
+        <w:ind w:left="1843" w:hanging="142"/>
+        <w:jc w:val="both"/>
+        <w:rPr>
+          <w:rFonts w:ascii="Times New Roman" w:hAnsi="Times New Roman" w:cs="Times New Roman"/>
+          <w:sz w:val="28"/>
+          <w:szCs w:val="28"/>
+          <w:lang w:val="en-US"/>
+        </w:rPr>
+      </w:pPr>
+      <w:proofErr w:type="spellStart"/>
+      <w:r>
+        <w:rPr>
+          <w:rFonts w:ascii="Times New Roman" w:hAnsi="Times New Roman" w:cs="Times New Roman"/>
+          <w:sz w:val="28"/>
+          <w:szCs w:val="28"/>
+          <w:lang w:val="en-US"/>
+        </w:rPr>
+        <w:t>LastName</w:t>
+      </w:r>
+      <w:proofErr w:type="spellEnd"/>
+      <w:r>
+        <w:rPr>
+          <w:rFonts w:ascii="Times New Roman" w:hAnsi="Times New Roman" w:cs="Times New Roman"/>
+          <w:sz w:val="28"/>
+          <w:szCs w:val="28"/>
+          <w:lang w:val="en-US"/>
+        </w:rPr>
+        <w:t>: VARCHAR(100), NOT NULL</w:t>
+      </w:r>
+    </w:p>
+    <w:p>
+      <w:pPr>
+        <w:pStyle w:val="a7"/>
+        <w:numPr>
+          <w:ilvl w:val="2"/>
+          <w:numId w:val="2"/>
+        </w:numPr>
+        <w:spacing w:after="0" w:line="240" w:lineRule="auto"/>
+        <w:ind w:left="1843" w:hanging="142"/>
+        <w:jc w:val="both"/>
+        <w:rPr>
+          <w:rFonts w:ascii="Times New Roman" w:hAnsi="Times New Roman" w:cs="Times New Roman"/>
+          <w:sz w:val="28"/>
+          <w:szCs w:val="28"/>
+          <w:lang w:val="en-US"/>
+        </w:rPr>
+      </w:pPr>
+      <w:proofErr w:type="spellStart"/>
+      <w:r>
+        <w:rPr>
+          <w:rFonts w:ascii="Times New Roman" w:hAnsi="Times New Roman" w:cs="Times New Roman"/>
+          <w:sz w:val="28"/>
+          <w:szCs w:val="28"/>
+          <w:lang w:val="en-US"/>
+        </w:rPr>
+        <w:t>DateOfBirth</w:t>
+      </w:r>
+      <w:proofErr w:type="spellEnd"/>
+      <w:r>
+        <w:rPr>
+          <w:rFonts w:ascii="Times New Roman" w:hAnsi="Times New Roman" w:cs="Times New Roman"/>
+          <w:sz w:val="28"/>
+          <w:szCs w:val="28"/>
+          <w:lang w:val="en-US"/>
+        </w:rPr>
+        <w:t>: DATE</w:t>
+      </w:r>
+      <w:r>
+        <w:rPr>
+          <w:rFonts w:ascii="Times New Roman" w:hAnsi="Times New Roman" w:cs="Times New Roman"/>
+          <w:sz w:val="28"/>
+          <w:szCs w:val="28"/>
+          <w:lang w:val="en-US"/>
+        </w:rPr>
+        <w:t>, NOT NULL</w:t>
+      </w:r>
+    </w:p>
+    <w:p>
+      <w:pPr>
+        <w:pStyle w:val="a7"/>
+        <w:numPr>
+          <w:ilvl w:val="2"/>
+          <w:numId w:val="2"/>
+        </w:numPr>
+        <w:spacing w:after="0" w:line="240" w:lineRule="auto"/>
+        <w:ind w:left="1843" w:hanging="142"/>
+        <w:jc w:val="both"/>
+        <w:rPr>
+          <w:rFonts w:ascii="Times New Roman" w:hAnsi="Times New Roman" w:cs="Times New Roman"/>
+          <w:sz w:val="28"/>
+          <w:szCs w:val="28"/>
+          <w:lang w:val="en-US"/>
+        </w:rPr>
+      </w:pPr>
+      <w:r>
+        <w:rPr>
+          <w:rFonts w:ascii="Times New Roman" w:hAnsi="Times New Roman" w:cs="Times New Roman"/>
+          <w:sz w:val="28"/>
+          <w:szCs w:val="28"/>
+          <w:lang w:val="en-US"/>
+        </w:rPr>
+        <w:t>Email: VARCHAR(100), UNIQUE, NOT NULL</w:t>
+      </w:r>
+    </w:p>
+    <w:p>
+      <w:pPr>
+        <w:pStyle w:val="a7"/>
+        <w:numPr>
+          <w:ilvl w:val="2"/>
+          <w:numId w:val="2"/>
+        </w:numPr>
+        <w:spacing w:after="0" w:line="240" w:lineRule="auto"/>
+        <w:ind w:left="1843" w:hanging="142"/>
+        <w:jc w:val="both"/>
+        <w:rPr>
+          <w:rFonts w:ascii="Times New Roman" w:hAnsi="Times New Roman" w:cs="Times New Roman"/>
+          <w:sz w:val="28"/>
+          <w:szCs w:val="28"/>
+          <w:lang w:val="en-US"/>
+        </w:rPr>
+      </w:pPr>
+      <w:r>
+        <w:rPr>
+          <w:rFonts w:ascii="Times New Roman" w:hAnsi="Times New Roman" w:cs="Times New Roman"/>
+          <w:sz w:val="28"/>
+          <w:szCs w:val="28"/>
+          <w:lang w:val="en-US"/>
+        </w:rPr>
+        <w:t>Phone: VARCHAR(20)</w:t>
+      </w:r>
+    </w:p>
+    <w:p>
+      <w:pPr>
+        <w:pStyle w:val="a7"/>
+        <w:numPr>
+          <w:ilvl w:val="2"/>
+          <w:numId w:val="2"/>
+        </w:numPr>
+        <w:spacing w:after="0" w:line="240" w:lineRule="auto"/>
+        <w:ind w:left="1843" w:hanging="142"/>
+        <w:jc w:val="both"/>
+        <w:rPr>
+          <w:rFonts w:ascii="Times New Roman" w:hAnsi="Times New Roman" w:cs="Times New Roman"/>
+          <w:sz w:val="28"/>
+          <w:szCs w:val="28"/>
+          <w:lang w:val="en-US"/>
+        </w:rPr>
+      </w:pPr>
+      <w:proofErr w:type="spellStart"/>
+      <w:r>
+        <w:rPr>
+          <w:rFonts w:ascii="Times New Roman" w:hAnsi="Times New Roman" w:cs="Times New Roman"/>
+          <w:sz w:val="28"/>
+          <w:szCs w:val="28"/>
+          <w:lang w:val="en-US"/>
+        </w:rPr>
+        <w:t>Hire</w:t>
+      </w:r>
+      <w:r>
+        <w:rPr>
+          <w:rFonts w:ascii="Times New Roman" w:hAnsi="Times New Roman" w:cs="Times New Roman"/>
+          <w:sz w:val="28"/>
+          <w:szCs w:val="28"/>
+          <w:lang w:val="en-US"/>
+        </w:rPr>
+        <w:t>Date</w:t>
+      </w:r>
+      <w:proofErr w:type="spellEnd"/>
+      <w:r>
+        <w:rPr>
+          <w:rFonts w:ascii="Times New Roman" w:hAnsi="Times New Roman" w:cs="Times New Roman"/>
+          <w:sz w:val="28"/>
+          <w:szCs w:val="28"/>
+          <w:lang w:val="en-US"/>
+        </w:rPr>
+        <w:t>: DATE, NOT NULL</w:t>
+      </w:r>
+    </w:p>
+    <w:p>
+      <w:pPr>
+        <w:pStyle w:val="a7"/>
+        <w:numPr>
+          <w:ilvl w:val="2"/>
+          <w:numId w:val="2"/>
+        </w:numPr>
+        <w:spacing w:after="0" w:line="240" w:lineRule="auto"/>
+        <w:ind w:left="1843" w:hanging="142"/>
+        <w:jc w:val="both"/>
+        <w:rPr>
+          <w:rFonts w:ascii="Times New Roman" w:hAnsi="Times New Roman" w:cs="Times New Roman"/>
+          <w:sz w:val="28"/>
+          <w:szCs w:val="28"/>
+          <w:lang w:val="en-US"/>
+        </w:rPr>
+      </w:pPr>
+      <w:r>
+        <w:rPr>
+          <w:rFonts w:ascii="Times New Roman" w:hAnsi="Times New Roman" w:cs="Times New Roman"/>
+          <w:sz w:val="28"/>
+          <w:szCs w:val="28"/>
+          <w:lang w:val="en-US"/>
+        </w:rPr>
+        <w:t>Department</w:t>
+      </w:r>
+      <w:r>
+        <w:rPr>
+          <w:rFonts w:ascii="Times New Roman" w:hAnsi="Times New Roman" w:cs="Times New Roman"/>
+          <w:sz w:val="28"/>
+          <w:szCs w:val="28"/>
+        </w:rPr>
+        <w:t xml:space="preserve">: </w:t>
+      </w:r>
+      <w:r>
+        <w:rPr>
+          <w:rFonts w:ascii="Times New Roman" w:hAnsi="Times New Roman" w:cs="Times New Roman"/>
+          <w:sz w:val="28"/>
+          <w:szCs w:val="28"/>
+          <w:lang w:val="en-US"/>
+        </w:rPr>
+        <w:t>VARCHAR(100), NOT NULL</w:t>
+      </w:r>
+    </w:p>
+    <w:p>
+      <w:pPr>
+        <w:pStyle w:val="a7"/>
+        <w:numPr>
+          <w:ilvl w:val="1"/>
+          <w:numId w:val="2"/>
+        </w:numPr>
+        <w:tabs>
+          <w:tab w:val="left" w:pos="1560"/>
+        </w:tabs>
+        <w:spacing w:after="0" w:line="240" w:lineRule="auto"/>
+        <w:ind w:left="1701" w:hanging="283"/>
+        <w:jc w:val="both"/>
+        <w:rPr>
+          <w:rFonts w:ascii="Times New Roman" w:hAnsi="Times New Roman" w:cs="Times New Roman"/>
+          <w:sz w:val="28"/>
+          <w:szCs w:val="28"/>
+          <w:lang w:val="en-US"/>
+        </w:rPr>
+      </w:pPr>
+      <w:r>
+        <w:rPr>
+          <w:rFonts w:ascii="Times New Roman" w:hAnsi="Times New Roman" w:cs="Times New Roman"/>
+          <w:sz w:val="28"/>
+          <w:szCs w:val="28"/>
+          <w:lang w:val="en-US"/>
+        </w:rPr>
+        <w:t>Constraints:</w:t>
       </w:r>
     </w:p>
     <w:p>
@@ -1243,47 +1627,45 @@
           <w:szCs w:val="28"/>
           <w:lang w:val="en-US"/>
         </w:rPr>
-        <w:t>FK_Students_Groups</w:t>
-      </w:r>
-      <w:proofErr w:type="spellEnd"/>
-      <w:r>
-        <w:rPr>
-          <w:rFonts w:ascii="Times New Roman" w:hAnsi="Times New Roman" w:cs="Times New Roman"/>
-          <w:sz w:val="28"/>
-          <w:szCs w:val="28"/>
-          <w:lang w:val="en-US"/>
-        </w:rPr>
-        <w:t>: FOREIGN KEY (</w:t>
-      </w:r>
-      <w:proofErr w:type="spellStart"/>
-      <w:r>
-        <w:rPr>
-          <w:rFonts w:ascii="Times New Roman" w:hAnsi="Times New Roman" w:cs="Times New Roman"/>
-          <w:sz w:val="28"/>
-          <w:szCs w:val="28"/>
-          <w:lang w:val="en-US"/>
-        </w:rPr>
-        <w:t>GroupID</w:t>
-      </w:r>
-      <w:proofErr w:type="spellEnd"/>
-      <w:r>
-        <w:rPr>
-          <w:rFonts w:ascii="Times New Roman" w:hAnsi="Times New Roman" w:cs="Times New Roman"/>
-          <w:sz w:val="28"/>
-          <w:szCs w:val="28"/>
-          <w:lang w:val="en-US"/>
-        </w:rPr>
-        <w:t>) REFERENCES Groups (</w:t>
-      </w:r>
-      <w:proofErr w:type="spellStart"/>
-      <w:r>
-        <w:rPr>
-          <w:rFonts w:ascii="Times New Roman" w:hAnsi="Times New Roman" w:cs="Times New Roman"/>
-          <w:sz w:val="28"/>
-          <w:szCs w:val="28"/>
-          <w:lang w:val="en-US"/>
-        </w:rPr>
-        <w:t>GroupID</w:t>
+        <w:t>PK_</w:t>
+      </w:r>
+      <w:r>
+        <w:rPr>
+          <w:rFonts w:ascii="Times New Roman" w:hAnsi="Times New Roman" w:cs="Times New Roman"/>
+          <w:sz w:val="28"/>
+          <w:szCs w:val="28"/>
+          <w:lang w:val="en-US"/>
+        </w:rPr>
+        <w:t>Professors</w:t>
+      </w:r>
+      <w:proofErr w:type="spellEnd"/>
+      <w:r>
+        <w:rPr>
+          <w:rFonts w:ascii="Times New Roman" w:hAnsi="Times New Roman" w:cs="Times New Roman"/>
+          <w:sz w:val="28"/>
+          <w:szCs w:val="28"/>
+          <w:lang w:val="en-US"/>
+        </w:rPr>
+        <w:t>: PRIMARY KEY (</w:t>
+      </w:r>
+      <w:proofErr w:type="spellStart"/>
+      <w:r>
+        <w:rPr>
+          <w:rFonts w:ascii="Times New Roman" w:hAnsi="Times New Roman" w:cs="Times New Roman"/>
+          <w:sz w:val="28"/>
+          <w:szCs w:val="28"/>
+          <w:lang w:val="en-US"/>
+        </w:rPr>
+        <w:t>Professor</w:t>
+      </w:r>
+      <w:r>
+        <w:rPr>
+          <w:rFonts w:ascii="Times New Roman" w:hAnsi="Times New Roman" w:cs="Times New Roman"/>
+          <w:sz w:val="28"/>
+          <w:szCs w:val="28"/>
+          <w:lang w:val="en-US"/>
+        </w:rPr>
+        <w:t>ID</w:t>
       </w:r>
       <w:proofErr w:type="spellEnd"/>
       <w:r>
@@ -1294,6 +1676,65 @@
           <w:lang w:val="en-US"/>
         </w:rPr>
         <w:t>)</w:t>
+      </w:r>
+    </w:p>
+    <w:p>
+      <w:pPr>
+        <w:pStyle w:val="a7"/>
+        <w:numPr>
+          <w:ilvl w:val="2"/>
+          <w:numId w:val="2"/>
+        </w:numPr>
+        <w:tabs>
+          <w:tab w:val="left" w:pos="1843"/>
+        </w:tabs>
+        <w:spacing w:after="0" w:line="240" w:lineRule="auto"/>
+        <w:ind w:left="1843" w:hanging="142"/>
+        <w:jc w:val="both"/>
+        <w:rPr>
+          <w:rFonts w:ascii="Times New Roman" w:hAnsi="Times New Roman" w:cs="Times New Roman"/>
+          <w:sz w:val="28"/>
+          <w:szCs w:val="28"/>
+          <w:lang w:val="en-US"/>
+        </w:rPr>
+      </w:pPr>
+      <w:proofErr w:type="spellStart"/>
+      <w:r>
+        <w:rPr>
+          <w:rFonts w:ascii="Times New Roman" w:hAnsi="Times New Roman" w:cs="Times New Roman"/>
+          <w:sz w:val="28"/>
+          <w:szCs w:val="28"/>
+          <w:lang w:val="en-US"/>
+        </w:rPr>
+        <w:t>UQ_</w:t>
+      </w:r>
+      <w:r>
+        <w:rPr>
+          <w:rFonts w:ascii="Times New Roman" w:hAnsi="Times New Roman" w:cs="Times New Roman"/>
+          <w:sz w:val="28"/>
+          <w:szCs w:val="28"/>
+          <w:lang w:val="en-US"/>
+        </w:rPr>
+        <w:t>Professor</w:t>
+      </w:r>
+      <w:r>
+        <w:rPr>
+          <w:rFonts w:ascii="Times New Roman" w:hAnsi="Times New Roman" w:cs="Times New Roman"/>
+          <w:sz w:val="28"/>
+          <w:szCs w:val="28"/>
+          <w:lang w:val="en-US"/>
+        </w:rPr>
+        <w:t>Email</w:t>
+      </w:r>
+      <w:proofErr w:type="spellEnd"/>
+      <w:r>
+        <w:rPr>
+          <w:rFonts w:ascii="Times New Roman" w:hAnsi="Times New Roman" w:cs="Times New Roman"/>
+          <w:sz w:val="28"/>
+          <w:szCs w:val="28"/>
+          <w:lang w:val="en-US"/>
+        </w:rPr>
+        <w:t>: UNIQUE (Email)</w:t>
       </w:r>
     </w:p>
     <w:p>
@@ -1322,7 +1763,26 @@
           <w:szCs w:val="28"/>
           <w:lang w:val="en-US"/>
         </w:rPr>
-        <w:t>Table name: Professors</w:t>
+        <w:lastRenderedPageBreak/>
+        <w:t xml:space="preserve">Table name: </w:t>
+      </w:r>
+      <w:r>
+        <w:rPr>
+          <w:rFonts w:ascii="Times New Roman" w:hAnsi="Times New Roman" w:cs="Times New Roman"/>
+          <w:sz w:val="28"/>
+          <w:szCs w:val="28"/>
+          <w:lang w:val="en-US"/>
+        </w:rPr>
+        <w:t>S</w:t>
+      </w:r>
+      <w:r>
+        <w:rPr>
+          <w:rFonts w:ascii="Times New Roman" w:hAnsi="Times New Roman" w:cs="Times New Roman"/>
+          <w:sz w:val="28"/>
+          <w:szCs w:val="28"/>
+          <w:lang w:val="en-US"/>
+        </w:rPr>
+        <w:t>chedule</w:t>
       </w:r>
     </w:p>
     <w:p>
@@ -1383,7 +1843,15 @@
           <w:sz w:val="28"/>
           <w:szCs w:val="28"/>
         </w:rPr>
-        <w:t>данные о преподавателях</w:t>
+        <w:t>информацию о</w:t>
+      </w:r>
+      <w:r>
+        <w:rPr>
+          <w:rFonts w:ascii="Times New Roman" w:hAnsi="Times New Roman" w:cs="Times New Roman"/>
+          <w:sz w:val="28"/>
+          <w:szCs w:val="28"/>
+        </w:rPr>
+        <w:t xml:space="preserve"> расписании</w:t>
       </w:r>
     </w:p>
     <w:p>
@@ -1422,7 +1890,7 @@
           <w:ilvl w:val="2"/>
           <w:numId w:val="2"/>
         </w:numPr>
-        <w:spacing w:after="0" w:line="240" w:lineRule="auto"/>
+        <w:spacing w:line="240" w:lineRule="auto"/>
         <w:ind w:left="1843" w:hanging="142"/>
         <w:jc w:val="both"/>
         <w:rPr>
@@ -1440,6 +1908,109 @@
           <w:szCs w:val="28"/>
           <w:lang w:val="en-US"/>
         </w:rPr>
+        <w:t>S</w:t>
+      </w:r>
+      <w:r>
+        <w:rPr>
+          <w:rFonts w:ascii="Times New Roman" w:hAnsi="Times New Roman" w:cs="Times New Roman"/>
+          <w:sz w:val="28"/>
+          <w:szCs w:val="28"/>
+          <w:lang w:val="en-US"/>
+        </w:rPr>
+        <w:t>cheduleID</w:t>
+      </w:r>
+      <w:proofErr w:type="spellEnd"/>
+      <w:r>
+        <w:rPr>
+          <w:rFonts w:ascii="Times New Roman" w:hAnsi="Times New Roman" w:cs="Times New Roman"/>
+          <w:sz w:val="28"/>
+          <w:szCs w:val="28"/>
+          <w:lang w:val="en-US"/>
+        </w:rPr>
+        <w:t>: INTEGER, PK, NOT NULL</w:t>
+      </w:r>
+    </w:p>
+    <w:p>
+      <w:pPr>
+        <w:pStyle w:val="a7"/>
+        <w:numPr>
+          <w:ilvl w:val="2"/>
+          <w:numId w:val="2"/>
+        </w:numPr>
+        <w:spacing w:after="0" w:line="240" w:lineRule="auto"/>
+        <w:ind w:left="1843" w:hanging="142"/>
+        <w:jc w:val="both"/>
+        <w:rPr>
+          <w:rFonts w:ascii="Times New Roman" w:hAnsi="Times New Roman" w:cs="Times New Roman"/>
+          <w:sz w:val="28"/>
+          <w:szCs w:val="28"/>
+          <w:lang w:val="en-US"/>
+        </w:rPr>
+      </w:pPr>
+      <w:proofErr w:type="spellStart"/>
+      <w:r>
+        <w:rPr>
+          <w:rFonts w:ascii="Times New Roman" w:hAnsi="Times New Roman" w:cs="Times New Roman"/>
+          <w:sz w:val="28"/>
+          <w:szCs w:val="28"/>
+          <w:lang w:val="en-US"/>
+        </w:rPr>
+        <w:t>Subject</w:t>
+      </w:r>
+      <w:r>
+        <w:rPr>
+          <w:rFonts w:ascii="Times New Roman" w:hAnsi="Times New Roman" w:cs="Times New Roman"/>
+          <w:sz w:val="28"/>
+          <w:szCs w:val="28"/>
+          <w:lang w:val="en-US"/>
+        </w:rPr>
+        <w:t>ID</w:t>
+      </w:r>
+      <w:proofErr w:type="spellEnd"/>
+      <w:r>
+        <w:rPr>
+          <w:rFonts w:ascii="Times New Roman" w:hAnsi="Times New Roman" w:cs="Times New Roman"/>
+          <w:sz w:val="28"/>
+          <w:szCs w:val="28"/>
+          <w:lang w:val="en-US"/>
+        </w:rPr>
+        <w:t xml:space="preserve">: </w:t>
+      </w:r>
+      <w:r>
+        <w:rPr>
+          <w:rFonts w:ascii="Times New Roman" w:hAnsi="Times New Roman" w:cs="Times New Roman"/>
+          <w:sz w:val="28"/>
+          <w:szCs w:val="28"/>
+          <w:lang w:val="en-US"/>
+        </w:rPr>
+        <w:t>INTEGER, FK (REFERENCES Subjects), NOT NULL</w:t>
+      </w:r>
+    </w:p>
+    <w:p>
+      <w:pPr>
+        <w:pStyle w:val="a7"/>
+        <w:numPr>
+          <w:ilvl w:val="2"/>
+          <w:numId w:val="2"/>
+        </w:numPr>
+        <w:spacing w:after="0" w:line="240" w:lineRule="auto"/>
+        <w:ind w:left="1843" w:hanging="142"/>
+        <w:jc w:val="both"/>
+        <w:rPr>
+          <w:rFonts w:ascii="Times New Roman" w:hAnsi="Times New Roman" w:cs="Times New Roman"/>
+          <w:sz w:val="28"/>
+          <w:szCs w:val="28"/>
+          <w:lang w:val="en-US"/>
+        </w:rPr>
+      </w:pPr>
+      <w:proofErr w:type="spellStart"/>
+      <w:r>
+        <w:rPr>
+          <w:rFonts w:ascii="Times New Roman" w:hAnsi="Times New Roman" w:cs="Times New Roman"/>
+          <w:sz w:val="28"/>
+          <w:szCs w:val="28"/>
+          <w:lang w:val="en-US"/>
+        </w:rPr>
         <w:t>ProfessorID</w:t>
       </w:r>
       <w:proofErr w:type="spellEnd"/>
@@ -1450,7 +2021,16 @@
           <w:szCs w:val="28"/>
           <w:lang w:val="en-US"/>
         </w:rPr>
-        <w:t>: INTEGER, PK, NOT NULL</w:t>
+        <w:t xml:space="preserve">: </w:t>
+      </w:r>
+      <w:r>
+        <w:rPr>
+          <w:rFonts w:ascii="Times New Roman" w:hAnsi="Times New Roman" w:cs="Times New Roman"/>
+          <w:sz w:val="28"/>
+          <w:szCs w:val="28"/>
+          <w:lang w:val="en-US"/>
+        </w:rPr>
+        <w:t>INTEGER, FK (REFERENCES Professors), NOT NULL</w:t>
       </w:r>
     </w:p>
     <w:p>
@@ -1470,34 +2050,43 @@
           <w:lang w:val="en-US"/>
         </w:rPr>
       </w:pPr>
-      <w:r>
-        <w:rPr>
-          <w:rFonts w:ascii="Times New Roman" w:hAnsi="Times New Roman" w:cs="Times New Roman"/>
-          <w:sz w:val="28"/>
-          <w:szCs w:val="28"/>
-          <w:lang w:val="en-US"/>
-        </w:rPr>
-        <w:t xml:space="preserve">FirstName: </w:t>
-      </w:r>
-      <w:proofErr w:type="gramStart"/>
-      <w:r>
-        <w:rPr>
-          <w:rFonts w:ascii="Times New Roman" w:hAnsi="Times New Roman" w:cs="Times New Roman"/>
-          <w:sz w:val="28"/>
-          <w:szCs w:val="28"/>
-          <w:lang w:val="en-US"/>
-        </w:rPr>
-        <w:t>VARCHAR(</w:t>
-      </w:r>
-      <w:proofErr w:type="gramEnd"/>
-      <w:r>
-        <w:rPr>
-          <w:rFonts w:ascii="Times New Roman" w:hAnsi="Times New Roman" w:cs="Times New Roman"/>
-          <w:sz w:val="28"/>
-          <w:szCs w:val="28"/>
-          <w:lang w:val="en-US"/>
-        </w:rPr>
-        <w:t>100), NOT NULL</w:t>
+      <w:proofErr w:type="spellStart"/>
+      <w:r>
+        <w:rPr>
+          <w:rFonts w:ascii="Times New Roman" w:hAnsi="Times New Roman" w:cs="Times New Roman"/>
+          <w:sz w:val="28"/>
+          <w:szCs w:val="28"/>
+          <w:lang w:val="en-US"/>
+        </w:rPr>
+        <w:t>GroupID</w:t>
+      </w:r>
+      <w:proofErr w:type="spellEnd"/>
+      <w:r>
+        <w:rPr>
+          <w:rFonts w:ascii="Times New Roman" w:hAnsi="Times New Roman" w:cs="Times New Roman"/>
+          <w:sz w:val="28"/>
+          <w:szCs w:val="28"/>
+          <w:lang w:val="en-US"/>
+        </w:rPr>
+        <w:t>: INT</w:t>
+      </w:r>
+      <w:r>
+        <w:rPr>
+          <w:rFonts w:ascii="Times New Roman" w:hAnsi="Times New Roman" w:cs="Times New Roman"/>
+          <w:sz w:val="28"/>
+          <w:szCs w:val="28"/>
+          <w:lang w:val="en-US"/>
+        </w:rPr>
+        <w:t>E</w:t>
+      </w:r>
+      <w:r>
+        <w:rPr>
+          <w:rFonts w:ascii="Times New Roman" w:hAnsi="Times New Roman" w:cs="Times New Roman"/>
+          <w:sz w:val="28"/>
+          <w:szCs w:val="28"/>
+          <w:lang w:val="en-US"/>
+        </w:rPr>
+        <w:t>GER, FK (REFERENCES Groups), NOT NULL</w:t>
       </w:r>
     </w:p>
     <w:p>
@@ -1507,7 +2096,7 @@
           <w:ilvl w:val="2"/>
           <w:numId w:val="2"/>
         </w:numPr>
-        <w:spacing w:after="0" w:line="240" w:lineRule="auto"/>
+        <w:spacing w:line="240" w:lineRule="auto"/>
         <w:ind w:left="1843" w:hanging="142"/>
         <w:jc w:val="both"/>
         <w:rPr>
@@ -1525,7 +2114,16 @@
           <w:szCs w:val="28"/>
           <w:lang w:val="en-US"/>
         </w:rPr>
-        <w:t>LastName</w:t>
+        <w:t>Da</w:t>
+      </w:r>
+      <w:r>
+        <w:rPr>
+          <w:rFonts w:ascii="Times New Roman" w:hAnsi="Times New Roman" w:cs="Times New Roman"/>
+          <w:sz w:val="28"/>
+          <w:szCs w:val="28"/>
+          <w:lang w:val="en-US"/>
+        </w:rPr>
+        <w:t>yOfWeek</w:t>
       </w:r>
       <w:proofErr w:type="spellEnd"/>
       <w:r>
@@ -1537,25 +2135,34 @@
         </w:rPr>
         <w:t xml:space="preserve">: </w:t>
       </w:r>
-      <w:proofErr w:type="gramStart"/>
-      <w:r>
-        <w:rPr>
-          <w:rFonts w:ascii="Times New Roman" w:hAnsi="Times New Roman" w:cs="Times New Roman"/>
-          <w:sz w:val="28"/>
-          <w:szCs w:val="28"/>
-          <w:lang w:val="en-US"/>
-        </w:rPr>
-        <w:t>VARCHAR(</w:t>
-      </w:r>
-      <w:proofErr w:type="gramEnd"/>
-      <w:r>
-        <w:rPr>
-          <w:rFonts w:ascii="Times New Roman" w:hAnsi="Times New Roman" w:cs="Times New Roman"/>
-          <w:sz w:val="28"/>
-          <w:szCs w:val="28"/>
-          <w:lang w:val="en-US"/>
-        </w:rPr>
-        <w:t>100), NOT NULL</w:t>
+      <w:r>
+        <w:rPr>
+          <w:rFonts w:ascii="Times New Roman" w:hAnsi="Times New Roman" w:cs="Times New Roman"/>
+          <w:sz w:val="28"/>
+          <w:szCs w:val="28"/>
+          <w:lang w:val="en-US"/>
+        </w:rPr>
+        <w:t>SMALLINT, NOT NULL, CHECK (</w:t>
+      </w:r>
+      <w:proofErr w:type="spellStart"/>
+      <w:r>
+        <w:rPr>
+          <w:rFonts w:ascii="Times New Roman" w:hAnsi="Times New Roman" w:cs="Times New Roman"/>
+          <w:sz w:val="28"/>
+          <w:szCs w:val="28"/>
+          <w:lang w:val="en-US"/>
+        </w:rPr>
+        <w:t>DayOfWeek</w:t>
+      </w:r>
+      <w:proofErr w:type="spellEnd"/>
+      <w:r>
+        <w:rPr>
+          <w:rFonts w:ascii="Times New Roman" w:hAnsi="Times New Roman" w:cs="Times New Roman"/>
+          <w:sz w:val="28"/>
+          <w:szCs w:val="28"/>
+          <w:lang w:val="en-US"/>
+        </w:rPr>
+        <w:t xml:space="preserve"> BETWEEN 1 AND 7)</w:t>
       </w:r>
     </w:p>
     <w:p>
@@ -1583,26 +2190,44 @@
           <w:szCs w:val="28"/>
           <w:lang w:val="en-US"/>
         </w:rPr>
-        <w:t>DateOfBirth</w:t>
-      </w:r>
-      <w:proofErr w:type="spellEnd"/>
-      <w:r>
-        <w:rPr>
-          <w:rFonts w:ascii="Times New Roman" w:hAnsi="Times New Roman" w:cs="Times New Roman"/>
-          <w:sz w:val="28"/>
-          <w:szCs w:val="28"/>
-          <w:lang w:val="en-US"/>
-        </w:rPr>
-        <w:t>: DATE</w:t>
-      </w:r>
-      <w:r>
-        <w:rPr>
-          <w:rFonts w:ascii="Times New Roman" w:hAnsi="Times New Roman" w:cs="Times New Roman"/>
-          <w:sz w:val="28"/>
-          <w:szCs w:val="28"/>
-          <w:lang w:val="en-US"/>
-        </w:rPr>
-        <w:t>, NOT NULL</w:t>
+        <w:t>StartTime</w:t>
+      </w:r>
+      <w:proofErr w:type="spellEnd"/>
+      <w:r>
+        <w:rPr>
+          <w:rFonts w:ascii="Times New Roman" w:hAnsi="Times New Roman" w:cs="Times New Roman"/>
+          <w:sz w:val="28"/>
+          <w:szCs w:val="28"/>
+          <w:lang w:val="en-US"/>
+        </w:rPr>
+        <w:t xml:space="preserve">: </w:t>
+      </w:r>
+      <w:r>
+        <w:rPr>
+          <w:rFonts w:ascii="Times New Roman" w:hAnsi="Times New Roman" w:cs="Times New Roman"/>
+          <w:sz w:val="28"/>
+          <w:szCs w:val="28"/>
+          <w:lang w:val="en-US"/>
+        </w:rPr>
+        <w:t>TIME,</w:t>
+      </w:r>
+      <w:r>
+        <w:rPr>
+          <w:rFonts w:ascii="Times New Roman" w:hAnsi="Times New Roman" w:cs="Times New Roman"/>
+          <w:sz w:val="28"/>
+          <w:szCs w:val="28"/>
+          <w:lang w:val="en-US"/>
+        </w:rPr>
+        <w:t xml:space="preserve"> NOT NUL</w:t>
+      </w:r>
+      <w:r>
+        <w:rPr>
+          <w:rFonts w:ascii="Times New Roman" w:hAnsi="Times New Roman" w:cs="Times New Roman"/>
+          <w:sz w:val="28"/>
+          <w:szCs w:val="28"/>
+          <w:lang w:val="en-US"/>
+        </w:rPr>
+        <w:t>L</w:t>
       </w:r>
     </w:p>
     <w:p>
@@ -1622,34 +2247,34 @@
           <w:lang w:val="en-US"/>
         </w:rPr>
       </w:pPr>
-      <w:r>
-        <w:rPr>
-          <w:rFonts w:ascii="Times New Roman" w:hAnsi="Times New Roman" w:cs="Times New Roman"/>
-          <w:sz w:val="28"/>
-          <w:szCs w:val="28"/>
-          <w:lang w:val="en-US"/>
-        </w:rPr>
-        <w:t xml:space="preserve">Email: </w:t>
-      </w:r>
-      <w:proofErr w:type="gramStart"/>
-      <w:r>
-        <w:rPr>
-          <w:rFonts w:ascii="Times New Roman" w:hAnsi="Times New Roman" w:cs="Times New Roman"/>
-          <w:sz w:val="28"/>
-          <w:szCs w:val="28"/>
-          <w:lang w:val="en-US"/>
-        </w:rPr>
-        <w:t>VARCHAR(</w:t>
-      </w:r>
-      <w:proofErr w:type="gramEnd"/>
-      <w:r>
-        <w:rPr>
-          <w:rFonts w:ascii="Times New Roman" w:hAnsi="Times New Roman" w:cs="Times New Roman"/>
-          <w:sz w:val="28"/>
-          <w:szCs w:val="28"/>
-          <w:lang w:val="en-US"/>
-        </w:rPr>
-        <w:t>100), UNIQUE, NOT NULL</w:t>
+      <w:proofErr w:type="spellStart"/>
+      <w:r>
+        <w:rPr>
+          <w:rFonts w:ascii="Times New Roman" w:hAnsi="Times New Roman" w:cs="Times New Roman"/>
+          <w:sz w:val="28"/>
+          <w:szCs w:val="28"/>
+          <w:lang w:val="en-US"/>
+        </w:rPr>
+        <w:t>EndTime</w:t>
+      </w:r>
+      <w:proofErr w:type="spellEnd"/>
+      <w:r>
+        <w:rPr>
+          <w:rFonts w:ascii="Times New Roman" w:hAnsi="Times New Roman" w:cs="Times New Roman"/>
+          <w:sz w:val="28"/>
+          <w:szCs w:val="28"/>
+          <w:lang w:val="en-US"/>
+        </w:rPr>
+        <w:t xml:space="preserve">: </w:t>
+      </w:r>
+      <w:r>
+        <w:rPr>
+          <w:rFonts w:ascii="Times New Roman" w:hAnsi="Times New Roman" w:cs="Times New Roman"/>
+          <w:sz w:val="28"/>
+          <w:szCs w:val="28"/>
+          <w:lang w:val="en-US"/>
+        </w:rPr>
+        <w:t>TIME, NOT NULL</w:t>
       </w:r>
     </w:p>
     <w:p>
@@ -1676,129 +2301,42 @@
           <w:szCs w:val="28"/>
           <w:lang w:val="en-US"/>
         </w:rPr>
-        <w:t xml:space="preserve">Phone: </w:t>
-      </w:r>
-      <w:proofErr w:type="gramStart"/>
-      <w:r>
-        <w:rPr>
-          <w:rFonts w:ascii="Times New Roman" w:hAnsi="Times New Roman" w:cs="Times New Roman"/>
-          <w:sz w:val="28"/>
-          <w:szCs w:val="28"/>
-          <w:lang w:val="en-US"/>
-        </w:rPr>
-        <w:t>VARCHAR(</w:t>
-      </w:r>
-      <w:proofErr w:type="gramEnd"/>
-      <w:r>
-        <w:rPr>
-          <w:rFonts w:ascii="Times New Roman" w:hAnsi="Times New Roman" w:cs="Times New Roman"/>
-          <w:sz w:val="28"/>
-          <w:szCs w:val="28"/>
-          <w:lang w:val="en-US"/>
-        </w:rPr>
-        <w:t>20)</w:t>
-      </w:r>
-    </w:p>
-    <w:p>
-      <w:pPr>
-        <w:pStyle w:val="a7"/>
-        <w:numPr>
-          <w:ilvl w:val="2"/>
-          <w:numId w:val="2"/>
-        </w:numPr>
-        <w:spacing w:after="0" w:line="240" w:lineRule="auto"/>
-        <w:ind w:left="1843" w:hanging="142"/>
-        <w:jc w:val="both"/>
-        <w:rPr>
-          <w:rFonts w:ascii="Times New Roman" w:hAnsi="Times New Roman" w:cs="Times New Roman"/>
-          <w:sz w:val="28"/>
-          <w:szCs w:val="28"/>
-          <w:lang w:val="en-US"/>
-        </w:rPr>
-      </w:pPr>
-      <w:proofErr w:type="spellStart"/>
-      <w:r>
-        <w:rPr>
-          <w:rFonts w:ascii="Times New Roman" w:hAnsi="Times New Roman" w:cs="Times New Roman"/>
-          <w:sz w:val="28"/>
-          <w:szCs w:val="28"/>
-          <w:lang w:val="en-US"/>
-        </w:rPr>
-        <w:t>Hire</w:t>
-      </w:r>
-      <w:r>
-        <w:rPr>
-          <w:rFonts w:ascii="Times New Roman" w:hAnsi="Times New Roman" w:cs="Times New Roman"/>
-          <w:sz w:val="28"/>
-          <w:szCs w:val="28"/>
-          <w:lang w:val="en-US"/>
-        </w:rPr>
-        <w:t>Date</w:t>
-      </w:r>
-      <w:proofErr w:type="spellEnd"/>
-      <w:r>
-        <w:rPr>
-          <w:rFonts w:ascii="Times New Roman" w:hAnsi="Times New Roman" w:cs="Times New Roman"/>
-          <w:sz w:val="28"/>
-          <w:szCs w:val="28"/>
-          <w:lang w:val="en-US"/>
-        </w:rPr>
-        <w:t>: DATE, NOT NULL</w:t>
-      </w:r>
-    </w:p>
-    <w:p>
-      <w:pPr>
-        <w:pStyle w:val="a7"/>
-        <w:numPr>
-          <w:ilvl w:val="2"/>
-          <w:numId w:val="2"/>
-        </w:numPr>
-        <w:spacing w:after="0" w:line="240" w:lineRule="auto"/>
-        <w:ind w:left="1843" w:hanging="142"/>
-        <w:jc w:val="both"/>
-        <w:rPr>
-          <w:rFonts w:ascii="Times New Roman" w:hAnsi="Times New Roman" w:cs="Times New Roman"/>
-          <w:sz w:val="28"/>
-          <w:szCs w:val="28"/>
-          <w:lang w:val="en-US"/>
-        </w:rPr>
-      </w:pPr>
-      <w:r>
-        <w:rPr>
-          <w:rFonts w:ascii="Times New Roman" w:hAnsi="Times New Roman" w:cs="Times New Roman"/>
-          <w:sz w:val="28"/>
-          <w:szCs w:val="28"/>
-          <w:lang w:val="en-US"/>
-        </w:rPr>
-        <w:t>Department</w:t>
-      </w:r>
-      <w:r>
-        <w:rPr>
-          <w:rFonts w:ascii="Times New Roman" w:hAnsi="Times New Roman" w:cs="Times New Roman"/>
-          <w:sz w:val="28"/>
-          <w:szCs w:val="28"/>
+        <w:t>Room</w:t>
+      </w:r>
+      <w:r>
+        <w:rPr>
+          <w:rFonts w:ascii="Times New Roman" w:hAnsi="Times New Roman" w:cs="Times New Roman"/>
+          <w:sz w:val="28"/>
+          <w:szCs w:val="28"/>
+          <w:lang w:val="en-US"/>
         </w:rPr>
         <w:t xml:space="preserve">: </w:t>
       </w:r>
-      <w:proofErr w:type="gramStart"/>
-      <w:r>
-        <w:rPr>
-          <w:rFonts w:ascii="Times New Roman" w:hAnsi="Times New Roman" w:cs="Times New Roman"/>
-          <w:sz w:val="28"/>
-          <w:szCs w:val="28"/>
-          <w:lang w:val="en-US"/>
-        </w:rPr>
-        <w:t>VARCHAR(</w:t>
-      </w:r>
-      <w:proofErr w:type="gramEnd"/>
-      <w:r>
-        <w:rPr>
-          <w:rFonts w:ascii="Times New Roman" w:hAnsi="Times New Roman" w:cs="Times New Roman"/>
-          <w:sz w:val="28"/>
-          <w:szCs w:val="28"/>
-          <w:lang w:val="en-US"/>
-        </w:rPr>
-        <w:t>100), NOT NULL</w:t>
+      <w:r>
+        <w:rPr>
+          <w:rFonts w:ascii="Times New Roman" w:hAnsi="Times New Roman" w:cs="Times New Roman"/>
+          <w:sz w:val="28"/>
+          <w:szCs w:val="28"/>
+          <w:lang w:val="en-US"/>
+        </w:rPr>
+        <w:t>VARCHAR(10), NOT</w:t>
+      </w:r>
+      <w:r>
+        <w:rPr>
+          <w:rFonts w:ascii="Times New Roman" w:hAnsi="Times New Roman" w:cs="Times New Roman"/>
+          <w:sz w:val="28"/>
+          <w:szCs w:val="28"/>
+        </w:rPr>
+        <w:t xml:space="preserve"> </w:t>
+      </w:r>
+      <w:r>
+        <w:rPr>
+          <w:rFonts w:ascii="Times New Roman" w:hAnsi="Times New Roman" w:cs="Times New Roman"/>
+          <w:sz w:val="28"/>
+          <w:szCs w:val="28"/>
+          <w:lang w:val="en-US"/>
+        </w:rPr>
+        <w:t>NULL</w:t>
       </w:r>
     </w:p>
     <w:p>
@@ -1859,7 +2397,6 @@
           <w:szCs w:val="28"/>
           <w:lang w:val="en-US"/>
         </w:rPr>
-        <w:lastRenderedPageBreak/>
         <w:t>PK_</w:t>
       </w:r>
       <w:r>
@@ -1869,7 +2406,16 @@
           <w:szCs w:val="28"/>
           <w:lang w:val="en-US"/>
         </w:rPr>
-        <w:t>Professors</w:t>
+        <w:t>S</w:t>
+      </w:r>
+      <w:r>
+        <w:rPr>
+          <w:rFonts w:ascii="Times New Roman" w:hAnsi="Times New Roman" w:cs="Times New Roman"/>
+          <w:sz w:val="28"/>
+          <w:szCs w:val="28"/>
+          <w:lang w:val="en-US"/>
+        </w:rPr>
+        <w:t>chedule</w:t>
       </w:r>
       <w:proofErr w:type="spellEnd"/>
       <w:r>
@@ -1889,7 +2435,25 @@
           <w:szCs w:val="28"/>
           <w:lang w:val="en-US"/>
         </w:rPr>
-        <w:t>Professor</w:t>
+        <w:t>S</w:t>
+      </w:r>
+      <w:r>
+        <w:rPr>
+          <w:rFonts w:ascii="Times New Roman" w:hAnsi="Times New Roman" w:cs="Times New Roman"/>
+          <w:sz w:val="28"/>
+          <w:szCs w:val="28"/>
+          <w:lang w:val="en-US"/>
+        </w:rPr>
+        <w:t>chedu</w:t>
+      </w:r>
+      <w:r>
+        <w:rPr>
+          <w:rFonts w:ascii="Times New Roman" w:hAnsi="Times New Roman" w:cs="Times New Roman"/>
+          <w:sz w:val="28"/>
+          <w:szCs w:val="28"/>
+          <w:lang w:val="en-US"/>
+        </w:rPr>
+        <w:t>le</w:t>
       </w:r>
       <w:r>
         <w:rPr>
@@ -1939,901 +2503,6 @@
           <w:szCs w:val="28"/>
           <w:lang w:val="en-US"/>
         </w:rPr>
-        <w:t>UQ_</w:t>
-      </w:r>
-      <w:r>
-        <w:rPr>
-          <w:rFonts w:ascii="Times New Roman" w:hAnsi="Times New Roman" w:cs="Times New Roman"/>
-          <w:sz w:val="28"/>
-          <w:szCs w:val="28"/>
-          <w:lang w:val="en-US"/>
-        </w:rPr>
-        <w:t>Professor</w:t>
-      </w:r>
-      <w:r>
-        <w:rPr>
-          <w:rFonts w:ascii="Times New Roman" w:hAnsi="Times New Roman" w:cs="Times New Roman"/>
-          <w:sz w:val="28"/>
-          <w:szCs w:val="28"/>
-          <w:lang w:val="en-US"/>
-        </w:rPr>
-        <w:t>Email</w:t>
-      </w:r>
-      <w:proofErr w:type="spellEnd"/>
-      <w:r>
-        <w:rPr>
-          <w:rFonts w:ascii="Times New Roman" w:hAnsi="Times New Roman" w:cs="Times New Roman"/>
-          <w:sz w:val="28"/>
-          <w:szCs w:val="28"/>
-          <w:lang w:val="en-US"/>
-        </w:rPr>
-        <w:t>: UNIQUE (Email)</w:t>
-      </w:r>
-    </w:p>
-    <w:p>
-      <w:pPr>
-        <w:pStyle w:val="a7"/>
-        <w:numPr>
-          <w:ilvl w:val="2"/>
-          <w:numId w:val="2"/>
-        </w:numPr>
-        <w:tabs>
-          <w:tab w:val="left" w:pos="1843"/>
-        </w:tabs>
-        <w:spacing w:after="0" w:line="240" w:lineRule="auto"/>
-        <w:ind w:left="1843" w:hanging="142"/>
-        <w:jc w:val="both"/>
-        <w:rPr>
-          <w:rFonts w:ascii="Times New Roman" w:hAnsi="Times New Roman" w:cs="Times New Roman"/>
-          <w:sz w:val="28"/>
-          <w:szCs w:val="28"/>
-          <w:lang w:val="en-US"/>
-        </w:rPr>
-      </w:pPr>
-      <w:proofErr w:type="spellStart"/>
-      <w:r>
-        <w:rPr>
-          <w:rFonts w:ascii="Times New Roman" w:hAnsi="Times New Roman" w:cs="Times New Roman"/>
-          <w:sz w:val="28"/>
-          <w:szCs w:val="28"/>
-          <w:lang w:val="en-US"/>
-        </w:rPr>
-        <w:t>CHK_</w:t>
-      </w:r>
-      <w:r>
-        <w:rPr>
-          <w:rFonts w:ascii="Times New Roman" w:hAnsi="Times New Roman" w:cs="Times New Roman"/>
-          <w:sz w:val="28"/>
-          <w:szCs w:val="28"/>
-          <w:lang w:val="en-US"/>
-        </w:rPr>
-        <w:t>Hire</w:t>
-      </w:r>
-      <w:r>
-        <w:rPr>
-          <w:rFonts w:ascii="Times New Roman" w:hAnsi="Times New Roman" w:cs="Times New Roman"/>
-          <w:sz w:val="28"/>
-          <w:szCs w:val="28"/>
-          <w:lang w:val="en-US"/>
-        </w:rPr>
-        <w:t>Date</w:t>
-      </w:r>
-      <w:proofErr w:type="spellEnd"/>
-      <w:r>
-        <w:rPr>
-          <w:rFonts w:ascii="Times New Roman" w:hAnsi="Times New Roman" w:cs="Times New Roman"/>
-          <w:sz w:val="28"/>
-          <w:szCs w:val="28"/>
-          <w:lang w:val="en-US"/>
-        </w:rPr>
-        <w:t>: CHECK (</w:t>
-      </w:r>
-      <w:proofErr w:type="spellStart"/>
-      <w:r>
-        <w:rPr>
-          <w:rFonts w:ascii="Times New Roman" w:hAnsi="Times New Roman" w:cs="Times New Roman"/>
-          <w:sz w:val="28"/>
-          <w:szCs w:val="28"/>
-          <w:lang w:val="en-US"/>
-        </w:rPr>
-        <w:t>HireDate</w:t>
-      </w:r>
-      <w:proofErr w:type="spellEnd"/>
-      <w:r>
-        <w:rPr>
-          <w:rFonts w:ascii="Times New Roman" w:hAnsi="Times New Roman" w:cs="Times New Roman"/>
-          <w:sz w:val="28"/>
-          <w:szCs w:val="28"/>
-          <w:lang w:val="en-US"/>
-        </w:rPr>
-        <w:t xml:space="preserve"> &lt;= CURRENT_DATE</w:t>
-      </w:r>
-      <w:r>
-        <w:rPr>
-          <w:rFonts w:ascii="Times New Roman" w:hAnsi="Times New Roman" w:cs="Times New Roman"/>
-          <w:sz w:val="28"/>
-          <w:szCs w:val="28"/>
-          <w:lang w:val="en-US"/>
-        </w:rPr>
-        <w:t>)</w:t>
-      </w:r>
-    </w:p>
-    <w:p>
-      <w:pPr>
-        <w:pStyle w:val="a7"/>
-        <w:numPr>
-          <w:ilvl w:val="0"/>
-          <w:numId w:val="2"/>
-        </w:numPr>
-        <w:tabs>
-          <w:tab w:val="left" w:pos="1276"/>
-        </w:tabs>
-        <w:spacing w:after="0" w:line="240" w:lineRule="auto"/>
-        <w:jc w:val="both"/>
-        <w:rPr>
-          <w:rFonts w:ascii="Times New Roman" w:hAnsi="Times New Roman" w:cs="Times New Roman"/>
-          <w:sz w:val="28"/>
-          <w:szCs w:val="28"/>
-          <w:lang w:val="en-US"/>
-        </w:rPr>
-      </w:pPr>
-      <w:r>
-        <w:rPr>
-          <w:rFonts w:ascii="Times New Roman" w:hAnsi="Times New Roman" w:cs="Times New Roman"/>
-          <w:sz w:val="28"/>
-          <w:szCs w:val="28"/>
-          <w:lang w:val="en-US"/>
-        </w:rPr>
-        <w:t xml:space="preserve">Table name: </w:t>
-      </w:r>
-      <w:r>
-        <w:rPr>
-          <w:rFonts w:ascii="Times New Roman" w:hAnsi="Times New Roman" w:cs="Times New Roman"/>
-          <w:sz w:val="28"/>
-          <w:szCs w:val="28"/>
-          <w:lang w:val="en-US"/>
-        </w:rPr>
-        <w:t>S</w:t>
-      </w:r>
-      <w:r>
-        <w:rPr>
-          <w:rFonts w:ascii="Times New Roman" w:hAnsi="Times New Roman" w:cs="Times New Roman"/>
-          <w:sz w:val="28"/>
-          <w:szCs w:val="28"/>
-          <w:lang w:val="en-US"/>
-        </w:rPr>
-        <w:t>chedule</w:t>
-      </w:r>
-    </w:p>
-    <w:p>
-      <w:pPr>
-        <w:pStyle w:val="a7"/>
-        <w:numPr>
-          <w:ilvl w:val="1"/>
-          <w:numId w:val="2"/>
-        </w:numPr>
-        <w:tabs>
-          <w:tab w:val="left" w:pos="1560"/>
-        </w:tabs>
-        <w:spacing w:after="0" w:line="240" w:lineRule="auto"/>
-        <w:ind w:left="1701" w:hanging="284"/>
-        <w:jc w:val="both"/>
-        <w:rPr>
-          <w:rFonts w:ascii="Times New Roman" w:hAnsi="Times New Roman" w:cs="Times New Roman"/>
-          <w:sz w:val="28"/>
-          <w:szCs w:val="28"/>
-        </w:rPr>
-      </w:pPr>
-      <w:r>
-        <w:rPr>
-          <w:rFonts w:ascii="Times New Roman" w:hAnsi="Times New Roman" w:cs="Times New Roman"/>
-          <w:sz w:val="28"/>
-          <w:szCs w:val="28"/>
-          <w:lang w:val="en-US"/>
-        </w:rPr>
-        <w:t>Description</w:t>
-      </w:r>
-      <w:r>
-        <w:rPr>
-          <w:rFonts w:ascii="Times New Roman" w:hAnsi="Times New Roman" w:cs="Times New Roman"/>
-          <w:sz w:val="28"/>
-          <w:szCs w:val="28"/>
-        </w:rPr>
-        <w:t xml:space="preserve">: </w:t>
-      </w:r>
-      <w:r>
-        <w:rPr>
-          <w:rFonts w:ascii="Times New Roman" w:hAnsi="Times New Roman" w:cs="Times New Roman"/>
-          <w:sz w:val="28"/>
-          <w:szCs w:val="28"/>
-        </w:rPr>
-        <w:t>Хранит</w:t>
-      </w:r>
-      <w:r>
-        <w:rPr>
-          <w:rFonts w:ascii="Times New Roman" w:hAnsi="Times New Roman" w:cs="Times New Roman"/>
-          <w:sz w:val="28"/>
-          <w:szCs w:val="28"/>
-        </w:rPr>
-        <w:t xml:space="preserve"> </w:t>
-      </w:r>
-      <w:r>
-        <w:rPr>
-          <w:rFonts w:ascii="Times New Roman" w:hAnsi="Times New Roman" w:cs="Times New Roman"/>
-          <w:sz w:val="28"/>
-          <w:szCs w:val="28"/>
-        </w:rPr>
-        <w:t>информацию о</w:t>
-      </w:r>
-      <w:r>
-        <w:rPr>
-          <w:rFonts w:ascii="Times New Roman" w:hAnsi="Times New Roman" w:cs="Times New Roman"/>
-          <w:sz w:val="28"/>
-          <w:szCs w:val="28"/>
-        </w:rPr>
-        <w:t xml:space="preserve"> расписании</w:t>
-      </w:r>
-    </w:p>
-    <w:p>
-      <w:pPr>
-        <w:pStyle w:val="a7"/>
-        <w:numPr>
-          <w:ilvl w:val="1"/>
-          <w:numId w:val="2"/>
-        </w:numPr>
-        <w:tabs>
-          <w:tab w:val="left" w:pos="1560"/>
-        </w:tabs>
-        <w:spacing w:after="0" w:line="240" w:lineRule="auto"/>
-        <w:ind w:left="1701" w:hanging="284"/>
-        <w:jc w:val="both"/>
-        <w:rPr>
-          <w:rFonts w:ascii="Times New Roman" w:hAnsi="Times New Roman" w:cs="Times New Roman"/>
-          <w:sz w:val="28"/>
-          <w:szCs w:val="28"/>
-        </w:rPr>
-      </w:pPr>
-      <w:r>
-        <w:rPr>
-          <w:rFonts w:ascii="Times New Roman" w:hAnsi="Times New Roman" w:cs="Times New Roman"/>
-          <w:sz w:val="28"/>
-          <w:szCs w:val="28"/>
-          <w:lang w:val="en-US"/>
-        </w:rPr>
-        <w:t>Attributes:</w:t>
-      </w:r>
-    </w:p>
-    <w:p>
-      <w:pPr>
-        <w:pStyle w:val="a7"/>
-        <w:numPr>
-          <w:ilvl w:val="2"/>
-          <w:numId w:val="2"/>
-        </w:numPr>
-        <w:spacing w:line="240" w:lineRule="auto"/>
-        <w:ind w:left="1843" w:hanging="142"/>
-        <w:jc w:val="both"/>
-        <w:rPr>
-          <w:rFonts w:ascii="Times New Roman" w:hAnsi="Times New Roman" w:cs="Times New Roman"/>
-          <w:sz w:val="28"/>
-          <w:szCs w:val="28"/>
-          <w:lang w:val="en-US"/>
-        </w:rPr>
-      </w:pPr>
-      <w:proofErr w:type="spellStart"/>
-      <w:r>
-        <w:rPr>
-          <w:rFonts w:ascii="Times New Roman" w:hAnsi="Times New Roman" w:cs="Times New Roman"/>
-          <w:sz w:val="28"/>
-          <w:szCs w:val="28"/>
-          <w:lang w:val="en-US"/>
-        </w:rPr>
-        <w:t>S</w:t>
-      </w:r>
-      <w:r>
-        <w:rPr>
-          <w:rFonts w:ascii="Times New Roman" w:hAnsi="Times New Roman" w:cs="Times New Roman"/>
-          <w:sz w:val="28"/>
-          <w:szCs w:val="28"/>
-          <w:lang w:val="en-US"/>
-        </w:rPr>
-        <w:t>cheduleID</w:t>
-      </w:r>
-      <w:proofErr w:type="spellEnd"/>
-      <w:r>
-        <w:rPr>
-          <w:rFonts w:ascii="Times New Roman" w:hAnsi="Times New Roman" w:cs="Times New Roman"/>
-          <w:sz w:val="28"/>
-          <w:szCs w:val="28"/>
-          <w:lang w:val="en-US"/>
-        </w:rPr>
-        <w:t>: INTEGER, PK, NOT NULL</w:t>
-      </w:r>
-    </w:p>
-    <w:p>
-      <w:pPr>
-        <w:pStyle w:val="a7"/>
-        <w:numPr>
-          <w:ilvl w:val="2"/>
-          <w:numId w:val="2"/>
-        </w:numPr>
-        <w:spacing w:after="0" w:line="240" w:lineRule="auto"/>
-        <w:ind w:left="1843" w:hanging="142"/>
-        <w:jc w:val="both"/>
-        <w:rPr>
-          <w:rFonts w:ascii="Times New Roman" w:hAnsi="Times New Roman" w:cs="Times New Roman"/>
-          <w:sz w:val="28"/>
-          <w:szCs w:val="28"/>
-          <w:lang w:val="en-US"/>
-        </w:rPr>
-      </w:pPr>
-      <w:proofErr w:type="spellStart"/>
-      <w:r>
-        <w:rPr>
-          <w:rFonts w:ascii="Times New Roman" w:hAnsi="Times New Roman" w:cs="Times New Roman"/>
-          <w:sz w:val="28"/>
-          <w:szCs w:val="28"/>
-          <w:lang w:val="en-US"/>
-        </w:rPr>
-        <w:t>Subject</w:t>
-      </w:r>
-      <w:r>
-        <w:rPr>
-          <w:rFonts w:ascii="Times New Roman" w:hAnsi="Times New Roman" w:cs="Times New Roman"/>
-          <w:sz w:val="28"/>
-          <w:szCs w:val="28"/>
-          <w:lang w:val="en-US"/>
-        </w:rPr>
-        <w:t>ID</w:t>
-      </w:r>
-      <w:proofErr w:type="spellEnd"/>
-      <w:r>
-        <w:rPr>
-          <w:rFonts w:ascii="Times New Roman" w:hAnsi="Times New Roman" w:cs="Times New Roman"/>
-          <w:sz w:val="28"/>
-          <w:szCs w:val="28"/>
-          <w:lang w:val="en-US"/>
-        </w:rPr>
-        <w:t xml:space="preserve">: </w:t>
-      </w:r>
-      <w:r>
-        <w:rPr>
-          <w:rFonts w:ascii="Times New Roman" w:hAnsi="Times New Roman" w:cs="Times New Roman"/>
-          <w:sz w:val="28"/>
-          <w:szCs w:val="28"/>
-          <w:lang w:val="en-US"/>
-        </w:rPr>
-        <w:t>INTEGER, FK (REFERENCES Subjects), NOT NULL</w:t>
-      </w:r>
-    </w:p>
-    <w:p>
-      <w:pPr>
-        <w:pStyle w:val="a7"/>
-        <w:numPr>
-          <w:ilvl w:val="2"/>
-          <w:numId w:val="2"/>
-        </w:numPr>
-        <w:spacing w:after="0" w:line="240" w:lineRule="auto"/>
-        <w:ind w:left="1843" w:hanging="142"/>
-        <w:jc w:val="both"/>
-        <w:rPr>
-          <w:rFonts w:ascii="Times New Roman" w:hAnsi="Times New Roman" w:cs="Times New Roman"/>
-          <w:sz w:val="28"/>
-          <w:szCs w:val="28"/>
-          <w:lang w:val="en-US"/>
-        </w:rPr>
-      </w:pPr>
-      <w:proofErr w:type="spellStart"/>
-      <w:r>
-        <w:rPr>
-          <w:rFonts w:ascii="Times New Roman" w:hAnsi="Times New Roman" w:cs="Times New Roman"/>
-          <w:sz w:val="28"/>
-          <w:szCs w:val="28"/>
-          <w:lang w:val="en-US"/>
-        </w:rPr>
-        <w:t>ProfessorID</w:t>
-      </w:r>
-      <w:proofErr w:type="spellEnd"/>
-      <w:r>
-        <w:rPr>
-          <w:rFonts w:ascii="Times New Roman" w:hAnsi="Times New Roman" w:cs="Times New Roman"/>
-          <w:sz w:val="28"/>
-          <w:szCs w:val="28"/>
-          <w:lang w:val="en-US"/>
-        </w:rPr>
-        <w:t xml:space="preserve">: </w:t>
-      </w:r>
-      <w:r>
-        <w:rPr>
-          <w:rFonts w:ascii="Times New Roman" w:hAnsi="Times New Roman" w:cs="Times New Roman"/>
-          <w:sz w:val="28"/>
-          <w:szCs w:val="28"/>
-          <w:lang w:val="en-US"/>
-        </w:rPr>
-        <w:t>INTEGER, FK (REFERENCES Professors), NOT NULL</w:t>
-      </w:r>
-    </w:p>
-    <w:p>
-      <w:pPr>
-        <w:pStyle w:val="a7"/>
-        <w:numPr>
-          <w:ilvl w:val="2"/>
-          <w:numId w:val="2"/>
-        </w:numPr>
-        <w:spacing w:after="0" w:line="240" w:lineRule="auto"/>
-        <w:ind w:left="1843" w:hanging="142"/>
-        <w:jc w:val="both"/>
-        <w:rPr>
-          <w:rFonts w:ascii="Times New Roman" w:hAnsi="Times New Roman" w:cs="Times New Roman"/>
-          <w:sz w:val="28"/>
-          <w:szCs w:val="28"/>
-          <w:lang w:val="en-US"/>
-        </w:rPr>
-      </w:pPr>
-      <w:proofErr w:type="spellStart"/>
-      <w:r>
-        <w:rPr>
-          <w:rFonts w:ascii="Times New Roman" w:hAnsi="Times New Roman" w:cs="Times New Roman"/>
-          <w:sz w:val="28"/>
-          <w:szCs w:val="28"/>
-          <w:lang w:val="en-US"/>
-        </w:rPr>
-        <w:t>GroupID</w:t>
-      </w:r>
-      <w:proofErr w:type="spellEnd"/>
-      <w:r>
-        <w:rPr>
-          <w:rFonts w:ascii="Times New Roman" w:hAnsi="Times New Roman" w:cs="Times New Roman"/>
-          <w:sz w:val="28"/>
-          <w:szCs w:val="28"/>
-          <w:lang w:val="en-US"/>
-        </w:rPr>
-        <w:t>: INT</w:t>
-      </w:r>
-      <w:r>
-        <w:rPr>
-          <w:rFonts w:ascii="Times New Roman" w:hAnsi="Times New Roman" w:cs="Times New Roman"/>
-          <w:sz w:val="28"/>
-          <w:szCs w:val="28"/>
-          <w:lang w:val="en-US"/>
-        </w:rPr>
-        <w:t>E</w:t>
-      </w:r>
-      <w:r>
-        <w:rPr>
-          <w:rFonts w:ascii="Times New Roman" w:hAnsi="Times New Roman" w:cs="Times New Roman"/>
-          <w:sz w:val="28"/>
-          <w:szCs w:val="28"/>
-          <w:lang w:val="en-US"/>
-        </w:rPr>
-        <w:t>GER, FK (REFERENCES Groups), NOT NULL</w:t>
-      </w:r>
-    </w:p>
-    <w:p>
-      <w:pPr>
-        <w:pStyle w:val="a7"/>
-        <w:numPr>
-          <w:ilvl w:val="2"/>
-          <w:numId w:val="2"/>
-        </w:numPr>
-        <w:spacing w:after="0" w:line="240" w:lineRule="auto"/>
-        <w:ind w:left="1843" w:hanging="142"/>
-        <w:jc w:val="both"/>
-        <w:rPr>
-          <w:rFonts w:ascii="Times New Roman" w:hAnsi="Times New Roman" w:cs="Times New Roman"/>
-          <w:sz w:val="28"/>
-          <w:szCs w:val="28"/>
-          <w:lang w:val="en-US"/>
-        </w:rPr>
-      </w:pPr>
-      <w:proofErr w:type="spellStart"/>
-      <w:r>
-        <w:rPr>
-          <w:rFonts w:ascii="Times New Roman" w:hAnsi="Times New Roman" w:cs="Times New Roman"/>
-          <w:sz w:val="28"/>
-          <w:szCs w:val="28"/>
-          <w:lang w:val="en-US"/>
-        </w:rPr>
-        <w:t>Da</w:t>
-      </w:r>
-      <w:r>
-        <w:rPr>
-          <w:rFonts w:ascii="Times New Roman" w:hAnsi="Times New Roman" w:cs="Times New Roman"/>
-          <w:sz w:val="28"/>
-          <w:szCs w:val="28"/>
-          <w:lang w:val="en-US"/>
-        </w:rPr>
-        <w:t>yOfWeek</w:t>
-      </w:r>
-      <w:proofErr w:type="spellEnd"/>
-      <w:r>
-        <w:rPr>
-          <w:rFonts w:ascii="Times New Roman" w:hAnsi="Times New Roman" w:cs="Times New Roman"/>
-          <w:sz w:val="28"/>
-          <w:szCs w:val="28"/>
-          <w:lang w:val="en-US"/>
-        </w:rPr>
-        <w:t xml:space="preserve">: </w:t>
-      </w:r>
-      <w:proofErr w:type="gramStart"/>
-      <w:r>
-        <w:rPr>
-          <w:rFonts w:ascii="Times New Roman" w:hAnsi="Times New Roman" w:cs="Times New Roman"/>
-          <w:sz w:val="28"/>
-          <w:szCs w:val="28"/>
-          <w:lang w:val="en-US"/>
-        </w:rPr>
-        <w:t>VARCHAR(</w:t>
-      </w:r>
-      <w:proofErr w:type="gramEnd"/>
-      <w:r>
-        <w:rPr>
-          <w:rFonts w:ascii="Times New Roman" w:hAnsi="Times New Roman" w:cs="Times New Roman"/>
-          <w:sz w:val="28"/>
-          <w:szCs w:val="28"/>
-          <w:lang w:val="en-US"/>
-        </w:rPr>
-        <w:t>20)</w:t>
-      </w:r>
-      <w:r>
-        <w:rPr>
-          <w:rFonts w:ascii="Times New Roman" w:hAnsi="Times New Roman" w:cs="Times New Roman"/>
-          <w:sz w:val="28"/>
-          <w:szCs w:val="28"/>
-          <w:lang w:val="en-US"/>
-        </w:rPr>
-        <w:t>, NOT NULL</w:t>
-      </w:r>
-    </w:p>
-    <w:p>
-      <w:pPr>
-        <w:pStyle w:val="a7"/>
-        <w:numPr>
-          <w:ilvl w:val="2"/>
-          <w:numId w:val="2"/>
-        </w:numPr>
-        <w:spacing w:after="0" w:line="240" w:lineRule="auto"/>
-        <w:ind w:left="1843" w:hanging="142"/>
-        <w:jc w:val="both"/>
-        <w:rPr>
-          <w:rFonts w:ascii="Times New Roman" w:hAnsi="Times New Roman" w:cs="Times New Roman"/>
-          <w:sz w:val="28"/>
-          <w:szCs w:val="28"/>
-          <w:lang w:val="en-US"/>
-        </w:rPr>
-      </w:pPr>
-      <w:proofErr w:type="spellStart"/>
-      <w:r>
-        <w:rPr>
-          <w:rFonts w:ascii="Times New Roman" w:hAnsi="Times New Roman" w:cs="Times New Roman"/>
-          <w:sz w:val="28"/>
-          <w:szCs w:val="28"/>
-          <w:lang w:val="en-US"/>
-        </w:rPr>
-        <w:t>StartTime</w:t>
-      </w:r>
-      <w:proofErr w:type="spellEnd"/>
-      <w:r>
-        <w:rPr>
-          <w:rFonts w:ascii="Times New Roman" w:hAnsi="Times New Roman" w:cs="Times New Roman"/>
-          <w:sz w:val="28"/>
-          <w:szCs w:val="28"/>
-          <w:lang w:val="en-US"/>
-        </w:rPr>
-        <w:t xml:space="preserve">: </w:t>
-      </w:r>
-      <w:r>
-        <w:rPr>
-          <w:rFonts w:ascii="Times New Roman" w:hAnsi="Times New Roman" w:cs="Times New Roman"/>
-          <w:sz w:val="28"/>
-          <w:szCs w:val="28"/>
-          <w:lang w:val="en-US"/>
-        </w:rPr>
-        <w:t>TIME,</w:t>
-      </w:r>
-      <w:r>
-        <w:rPr>
-          <w:rFonts w:ascii="Times New Roman" w:hAnsi="Times New Roman" w:cs="Times New Roman"/>
-          <w:sz w:val="28"/>
-          <w:szCs w:val="28"/>
-          <w:lang w:val="en-US"/>
-        </w:rPr>
-        <w:t xml:space="preserve"> NOT NUL</w:t>
-      </w:r>
-      <w:r>
-        <w:rPr>
-          <w:rFonts w:ascii="Times New Roman" w:hAnsi="Times New Roman" w:cs="Times New Roman"/>
-          <w:sz w:val="28"/>
-          <w:szCs w:val="28"/>
-          <w:lang w:val="en-US"/>
-        </w:rPr>
-        <w:t>L</w:t>
-      </w:r>
-    </w:p>
-    <w:p>
-      <w:pPr>
-        <w:pStyle w:val="a7"/>
-        <w:numPr>
-          <w:ilvl w:val="2"/>
-          <w:numId w:val="2"/>
-        </w:numPr>
-        <w:spacing w:after="0" w:line="240" w:lineRule="auto"/>
-        <w:ind w:left="1843" w:hanging="142"/>
-        <w:jc w:val="both"/>
-        <w:rPr>
-          <w:rFonts w:ascii="Times New Roman" w:hAnsi="Times New Roman" w:cs="Times New Roman"/>
-          <w:sz w:val="28"/>
-          <w:szCs w:val="28"/>
-          <w:lang w:val="en-US"/>
-        </w:rPr>
-      </w:pPr>
-      <w:proofErr w:type="spellStart"/>
-      <w:r>
-        <w:rPr>
-          <w:rFonts w:ascii="Times New Roman" w:hAnsi="Times New Roman" w:cs="Times New Roman"/>
-          <w:sz w:val="28"/>
-          <w:szCs w:val="28"/>
-          <w:lang w:val="en-US"/>
-        </w:rPr>
-        <w:t>EndTime</w:t>
-      </w:r>
-      <w:proofErr w:type="spellEnd"/>
-      <w:r>
-        <w:rPr>
-          <w:rFonts w:ascii="Times New Roman" w:hAnsi="Times New Roman" w:cs="Times New Roman"/>
-          <w:sz w:val="28"/>
-          <w:szCs w:val="28"/>
-          <w:lang w:val="en-US"/>
-        </w:rPr>
-        <w:t xml:space="preserve">: </w:t>
-      </w:r>
-      <w:r>
-        <w:rPr>
-          <w:rFonts w:ascii="Times New Roman" w:hAnsi="Times New Roman" w:cs="Times New Roman"/>
-          <w:sz w:val="28"/>
-          <w:szCs w:val="28"/>
-          <w:lang w:val="en-US"/>
-        </w:rPr>
-        <w:t>TIME, NOT NULL</w:t>
-      </w:r>
-    </w:p>
-    <w:p>
-      <w:pPr>
-        <w:pStyle w:val="a7"/>
-        <w:numPr>
-          <w:ilvl w:val="2"/>
-          <w:numId w:val="2"/>
-        </w:numPr>
-        <w:spacing w:after="0" w:line="240" w:lineRule="auto"/>
-        <w:ind w:left="1843" w:hanging="142"/>
-        <w:jc w:val="both"/>
-        <w:rPr>
-          <w:rFonts w:ascii="Times New Roman" w:hAnsi="Times New Roman" w:cs="Times New Roman"/>
-          <w:sz w:val="28"/>
-          <w:szCs w:val="28"/>
-          <w:lang w:val="en-US"/>
-        </w:rPr>
-      </w:pPr>
-      <w:r>
-        <w:rPr>
-          <w:rFonts w:ascii="Times New Roman" w:hAnsi="Times New Roman" w:cs="Times New Roman"/>
-          <w:sz w:val="28"/>
-          <w:szCs w:val="28"/>
-          <w:lang w:val="en-US"/>
-        </w:rPr>
-        <w:t>Room</w:t>
-      </w:r>
-      <w:r>
-        <w:rPr>
-          <w:rFonts w:ascii="Times New Roman" w:hAnsi="Times New Roman" w:cs="Times New Roman"/>
-          <w:sz w:val="28"/>
-          <w:szCs w:val="28"/>
-          <w:lang w:val="en-US"/>
-        </w:rPr>
-        <w:t xml:space="preserve">: </w:t>
-      </w:r>
-      <w:proofErr w:type="gramStart"/>
-      <w:r>
-        <w:rPr>
-          <w:rFonts w:ascii="Times New Roman" w:hAnsi="Times New Roman" w:cs="Times New Roman"/>
-          <w:sz w:val="28"/>
-          <w:szCs w:val="28"/>
-          <w:lang w:val="en-US"/>
-        </w:rPr>
-        <w:t>VARCHAR(</w:t>
-      </w:r>
-      <w:proofErr w:type="gramEnd"/>
-      <w:r>
-        <w:rPr>
-          <w:rFonts w:ascii="Times New Roman" w:hAnsi="Times New Roman" w:cs="Times New Roman"/>
-          <w:sz w:val="28"/>
-          <w:szCs w:val="28"/>
-          <w:lang w:val="en-US"/>
-        </w:rPr>
-        <w:t>10), NOT</w:t>
-      </w:r>
-      <w:r>
-        <w:rPr>
-          <w:rFonts w:ascii="Times New Roman" w:hAnsi="Times New Roman" w:cs="Times New Roman"/>
-          <w:sz w:val="28"/>
-          <w:szCs w:val="28"/>
-        </w:rPr>
-        <w:t xml:space="preserve"> </w:t>
-      </w:r>
-      <w:r>
-        <w:rPr>
-          <w:rFonts w:ascii="Times New Roman" w:hAnsi="Times New Roman" w:cs="Times New Roman"/>
-          <w:sz w:val="28"/>
-          <w:szCs w:val="28"/>
-          <w:lang w:val="en-US"/>
-        </w:rPr>
-        <w:t>NULL</w:t>
-      </w:r>
-    </w:p>
-    <w:p>
-      <w:pPr>
-        <w:pStyle w:val="a7"/>
-        <w:numPr>
-          <w:ilvl w:val="1"/>
-          <w:numId w:val="2"/>
-        </w:numPr>
-        <w:tabs>
-          <w:tab w:val="left" w:pos="1560"/>
-        </w:tabs>
-        <w:spacing w:after="0" w:line="240" w:lineRule="auto"/>
-        <w:ind w:left="1701" w:hanging="283"/>
-        <w:jc w:val="both"/>
-        <w:rPr>
-          <w:rFonts w:ascii="Times New Roman" w:hAnsi="Times New Roman" w:cs="Times New Roman"/>
-          <w:sz w:val="28"/>
-          <w:szCs w:val="28"/>
-          <w:lang w:val="en-US"/>
-        </w:rPr>
-      </w:pPr>
-      <w:r>
-        <w:rPr>
-          <w:rFonts w:ascii="Times New Roman" w:hAnsi="Times New Roman" w:cs="Times New Roman"/>
-          <w:sz w:val="28"/>
-          <w:szCs w:val="28"/>
-          <w:lang w:val="en-US"/>
-        </w:rPr>
-        <w:t>Constraints:</w:t>
-      </w:r>
-    </w:p>
-    <w:p>
-      <w:pPr>
-        <w:pStyle w:val="a7"/>
-        <w:numPr>
-          <w:ilvl w:val="2"/>
-          <w:numId w:val="2"/>
-        </w:numPr>
-        <w:tabs>
-          <w:tab w:val="left" w:pos="1843"/>
-        </w:tabs>
-        <w:spacing w:after="0" w:line="240" w:lineRule="auto"/>
-        <w:ind w:left="1843" w:hanging="142"/>
-        <w:jc w:val="both"/>
-        <w:rPr>
-          <w:rFonts w:ascii="Times New Roman" w:hAnsi="Times New Roman" w:cs="Times New Roman"/>
-          <w:sz w:val="28"/>
-          <w:szCs w:val="28"/>
-          <w:lang w:val="en-US"/>
-        </w:rPr>
-      </w:pPr>
-      <w:proofErr w:type="spellStart"/>
-      <w:r>
-        <w:rPr>
-          <w:rFonts w:ascii="Times New Roman" w:hAnsi="Times New Roman" w:cs="Times New Roman"/>
-          <w:sz w:val="28"/>
-          <w:szCs w:val="28"/>
-          <w:lang w:val="en-US"/>
-        </w:rPr>
-        <w:t>PK_</w:t>
-      </w:r>
-      <w:r>
-        <w:rPr>
-          <w:rFonts w:ascii="Times New Roman" w:hAnsi="Times New Roman" w:cs="Times New Roman"/>
-          <w:sz w:val="28"/>
-          <w:szCs w:val="28"/>
-          <w:lang w:val="en-US"/>
-        </w:rPr>
-        <w:t>S</w:t>
-      </w:r>
-      <w:r>
-        <w:rPr>
-          <w:rFonts w:ascii="Times New Roman" w:hAnsi="Times New Roman" w:cs="Times New Roman"/>
-          <w:sz w:val="28"/>
-          <w:szCs w:val="28"/>
-          <w:lang w:val="en-US"/>
-        </w:rPr>
-        <w:t>chedule</w:t>
-      </w:r>
-      <w:proofErr w:type="spellEnd"/>
-      <w:r>
-        <w:rPr>
-          <w:rFonts w:ascii="Times New Roman" w:hAnsi="Times New Roman" w:cs="Times New Roman"/>
-          <w:sz w:val="28"/>
-          <w:szCs w:val="28"/>
-          <w:lang w:val="en-US"/>
-        </w:rPr>
-        <w:t>: PRIMARY KEY (</w:t>
-      </w:r>
-      <w:proofErr w:type="spellStart"/>
-      <w:r>
-        <w:rPr>
-          <w:rFonts w:ascii="Times New Roman" w:hAnsi="Times New Roman" w:cs="Times New Roman"/>
-          <w:sz w:val="28"/>
-          <w:szCs w:val="28"/>
-          <w:lang w:val="en-US"/>
-        </w:rPr>
-        <w:t>S</w:t>
-      </w:r>
-      <w:r>
-        <w:rPr>
-          <w:rFonts w:ascii="Times New Roman" w:hAnsi="Times New Roman" w:cs="Times New Roman"/>
-          <w:sz w:val="28"/>
-          <w:szCs w:val="28"/>
-          <w:lang w:val="en-US"/>
-        </w:rPr>
-        <w:t>chedu</w:t>
-      </w:r>
-      <w:r>
-        <w:rPr>
-          <w:rFonts w:ascii="Times New Roman" w:hAnsi="Times New Roman" w:cs="Times New Roman"/>
-          <w:sz w:val="28"/>
-          <w:szCs w:val="28"/>
-          <w:lang w:val="en-US"/>
-        </w:rPr>
-        <w:t>le</w:t>
-      </w:r>
-      <w:r>
-        <w:rPr>
-          <w:rFonts w:ascii="Times New Roman" w:hAnsi="Times New Roman" w:cs="Times New Roman"/>
-          <w:sz w:val="28"/>
-          <w:szCs w:val="28"/>
-          <w:lang w:val="en-US"/>
-        </w:rPr>
-        <w:t>ID</w:t>
-      </w:r>
-      <w:proofErr w:type="spellEnd"/>
-      <w:r>
-        <w:rPr>
-          <w:rFonts w:ascii="Times New Roman" w:hAnsi="Times New Roman" w:cs="Times New Roman"/>
-          <w:sz w:val="28"/>
-          <w:szCs w:val="28"/>
-          <w:lang w:val="en-US"/>
-        </w:rPr>
-        <w:t>)</w:t>
-      </w:r>
-    </w:p>
-    <w:p>
-      <w:pPr>
-        <w:pStyle w:val="a7"/>
-        <w:numPr>
-          <w:ilvl w:val="2"/>
-          <w:numId w:val="2"/>
-        </w:numPr>
-        <w:tabs>
-          <w:tab w:val="left" w:pos="1843"/>
-        </w:tabs>
-        <w:spacing w:after="0" w:line="240" w:lineRule="auto"/>
-        <w:ind w:left="1843" w:hanging="142"/>
-        <w:jc w:val="both"/>
-        <w:rPr>
-          <w:rFonts w:ascii="Times New Roman" w:hAnsi="Times New Roman" w:cs="Times New Roman"/>
-          <w:sz w:val="28"/>
-          <w:szCs w:val="28"/>
-          <w:lang w:val="en-US"/>
-        </w:rPr>
-      </w:pPr>
-      <w:proofErr w:type="spellStart"/>
-      <w:r>
-        <w:rPr>
-          <w:rFonts w:ascii="Times New Roman" w:hAnsi="Times New Roman" w:cs="Times New Roman"/>
-          <w:sz w:val="28"/>
-          <w:szCs w:val="28"/>
-          <w:lang w:val="en-US"/>
-        </w:rPr>
         <w:t>FK_</w:t>
       </w:r>
       <w:r>
@@ -2873,20 +2542,9 @@
           <w:szCs w:val="28"/>
           <w:lang w:val="en-US"/>
         </w:rPr>
-        <w:t xml:space="preserve">) REFERENCES </w:t>
-      </w:r>
-      <w:proofErr w:type="gramStart"/>
-      <w:r>
-        <w:rPr>
-          <w:rFonts w:ascii="Times New Roman" w:hAnsi="Times New Roman" w:cs="Times New Roman"/>
-          <w:sz w:val="28"/>
-          <w:szCs w:val="28"/>
-          <w:lang w:val="en-US"/>
-        </w:rPr>
-        <w:t>Subjects(</w:t>
-      </w:r>
-      <w:proofErr w:type="spellStart"/>
-      <w:proofErr w:type="gramEnd"/>
+        <w:t>) REFERENCES Subjects(</w:t>
+      </w:r>
+      <w:proofErr w:type="spellStart"/>
       <w:r>
         <w:rPr>
           <w:rFonts w:ascii="Times New Roman" w:hAnsi="Times New Roman" w:cs="Times New Roman"/>
@@ -2992,20 +2650,9 @@
           <w:szCs w:val="28"/>
           <w:lang w:val="en-US"/>
         </w:rPr>
-        <w:t xml:space="preserve">) REFERENCES </w:t>
-      </w:r>
-      <w:proofErr w:type="gramStart"/>
-      <w:r>
-        <w:rPr>
-          <w:rFonts w:ascii="Times New Roman" w:hAnsi="Times New Roman" w:cs="Times New Roman"/>
-          <w:sz w:val="28"/>
-          <w:szCs w:val="28"/>
-          <w:lang w:val="en-US"/>
-        </w:rPr>
-        <w:t>Professors(</w:t>
-      </w:r>
-      <w:proofErr w:type="spellStart"/>
-      <w:proofErr w:type="gramEnd"/>
+        <w:t>) REFERENCES Professors(</w:t>
+      </w:r>
+      <w:proofErr w:type="spellStart"/>
       <w:r>
         <w:rPr>
           <w:rFonts w:ascii="Times New Roman" w:hAnsi="Times New Roman" w:cs="Times New Roman"/>
@@ -3120,20 +2767,9 @@
           <w:szCs w:val="28"/>
           <w:lang w:val="en-US"/>
         </w:rPr>
-        <w:t xml:space="preserve">) REFERENCES </w:t>
-      </w:r>
-      <w:proofErr w:type="gramStart"/>
-      <w:r>
-        <w:rPr>
-          <w:rFonts w:ascii="Times New Roman" w:hAnsi="Times New Roman" w:cs="Times New Roman"/>
-          <w:sz w:val="28"/>
-          <w:szCs w:val="28"/>
-          <w:lang w:val="en-US"/>
-        </w:rPr>
-        <w:t>Groups(</w:t>
-      </w:r>
-      <w:proofErr w:type="spellStart"/>
-      <w:proofErr w:type="gramEnd"/>
+        <w:t>) REFERENCES Groups(</w:t>
+      </w:r>
+      <w:proofErr w:type="spellStart"/>
       <w:r>
         <w:rPr>
           <w:rFonts w:ascii="Times New Roman" w:hAnsi="Times New Roman" w:cs="Times New Roman"/>
@@ -3255,34 +2891,23 @@
           <w:lang w:val="en-US"/>
         </w:rPr>
       </w:pPr>
-      <w:proofErr w:type="spellStart"/>
-      <w:r>
-        <w:rPr>
-          <w:rFonts w:ascii="Times New Roman" w:hAnsi="Times New Roman" w:cs="Times New Roman"/>
-          <w:sz w:val="28"/>
-          <w:szCs w:val="28"/>
-          <w:lang w:val="en-US"/>
-        </w:rPr>
-        <w:t>U</w:t>
-      </w:r>
-      <w:r>
-        <w:rPr>
-          <w:rFonts w:ascii="Times New Roman" w:hAnsi="Times New Roman" w:cs="Times New Roman"/>
-          <w:sz w:val="28"/>
-          <w:szCs w:val="28"/>
-          <w:lang w:val="en-US"/>
-        </w:rPr>
-        <w:t>Q_RoomTime</w:t>
-      </w:r>
-      <w:proofErr w:type="spellEnd"/>
-      <w:r>
-        <w:rPr>
-          <w:rFonts w:ascii="Times New Roman" w:hAnsi="Times New Roman" w:cs="Times New Roman"/>
-          <w:sz w:val="28"/>
-          <w:szCs w:val="28"/>
-          <w:lang w:val="en-US"/>
-        </w:rPr>
-        <w:t xml:space="preserve">: UNIQUE (Room, </w:t>
+      <w:r>
+        <w:rPr>
+          <w:rFonts w:ascii="Times New Roman" w:hAnsi="Times New Roman" w:cs="Times New Roman"/>
+          <w:sz w:val="28"/>
+          <w:szCs w:val="28"/>
+          <w:lang w:val="en-US"/>
+        </w:rPr>
+        <w:t>E</w:t>
+      </w:r>
+      <w:r>
+        <w:rPr>
+          <w:rFonts w:ascii="Times New Roman" w:hAnsi="Times New Roman" w:cs="Times New Roman"/>
+          <w:sz w:val="28"/>
+          <w:szCs w:val="28"/>
+          <w:lang w:val="en-US"/>
+        </w:rPr>
+        <w:t xml:space="preserve">XCLUDE USING gist (Room WITH =, </w:t>
       </w:r>
       <w:proofErr w:type="spellStart"/>
       <w:r>
@@ -3302,6 +2927,46 @@
           <w:szCs w:val="28"/>
           <w:lang w:val="en-US"/>
         </w:rPr>
+        <w:t xml:space="preserve"> WITH =, </w:t>
+      </w:r>
+      <w:proofErr w:type="spellStart"/>
+      <w:r>
+        <w:rPr>
+          <w:rFonts w:ascii="Times New Roman" w:hAnsi="Times New Roman" w:cs="Times New Roman"/>
+          <w:sz w:val="28"/>
+          <w:szCs w:val="28"/>
+          <w:lang w:val="en-US"/>
+        </w:rPr>
+        <w:t>tsrange</w:t>
+      </w:r>
+      <w:proofErr w:type="spellEnd"/>
+      <w:r>
+        <w:rPr>
+          <w:rFonts w:ascii="Times New Roman" w:hAnsi="Times New Roman" w:cs="Times New Roman"/>
+          <w:sz w:val="28"/>
+          <w:szCs w:val="28"/>
+          <w:lang w:val="en-US"/>
+        </w:rPr>
+        <w:t>(</w:t>
+      </w:r>
+      <w:proofErr w:type="spellStart"/>
+      <w:r>
+        <w:rPr>
+          <w:rFonts w:ascii="Times New Roman" w:hAnsi="Times New Roman" w:cs="Times New Roman"/>
+          <w:sz w:val="28"/>
+          <w:szCs w:val="28"/>
+          <w:lang w:val="en-US"/>
+        </w:rPr>
+        <w:t>StartTime</w:t>
+      </w:r>
+      <w:proofErr w:type="spellEnd"/>
+      <w:r>
+        <w:rPr>
+          <w:rFonts w:ascii="Times New Roman" w:hAnsi="Times New Roman" w:cs="Times New Roman"/>
+          <w:sz w:val="28"/>
+          <w:szCs w:val="28"/>
+          <w:lang w:val="en-US"/>
+        </w:rPr>
         <w:t xml:space="preserve">, </w:t>
       </w:r>
       <w:proofErr w:type="spellStart"/>
@@ -3312,17 +2977,17 @@
           <w:szCs w:val="28"/>
           <w:lang w:val="en-US"/>
         </w:rPr>
-        <w:t>StartTime</w:t>
-      </w:r>
-      <w:proofErr w:type="spellEnd"/>
-      <w:r>
-        <w:rPr>
-          <w:rFonts w:ascii="Times New Roman" w:hAnsi="Times New Roman" w:cs="Times New Roman"/>
-          <w:sz w:val="28"/>
-          <w:szCs w:val="28"/>
-          <w:lang w:val="en-US"/>
-        </w:rPr>
-        <w:t>)</w:t>
+        <w:t>EndTime</w:t>
+      </w:r>
+      <w:proofErr w:type="spellEnd"/>
+      <w:r>
+        <w:rPr>
+          <w:rFonts w:ascii="Times New Roman" w:hAnsi="Times New Roman" w:cs="Times New Roman"/>
+          <w:sz w:val="28"/>
+          <w:szCs w:val="28"/>
+          <w:lang w:val="en-US"/>
+        </w:rPr>
+        <w:t>) WITH &amp;&amp;)</w:t>
       </w:r>
     </w:p>
     <w:p>
@@ -3628,7 +3293,16 @@
           <w:szCs w:val="28"/>
           <w:lang w:val="en-US"/>
         </w:rPr>
-        <w:t>EnrollmentDate</w:t>
+        <w:t>Grade</w:t>
+      </w:r>
+      <w:r>
+        <w:rPr>
+          <w:rFonts w:ascii="Times New Roman" w:hAnsi="Times New Roman" w:cs="Times New Roman"/>
+          <w:sz w:val="28"/>
+          <w:szCs w:val="28"/>
+          <w:lang w:val="en-US"/>
+        </w:rPr>
+        <w:t>Date</w:t>
       </w:r>
       <w:proofErr w:type="spellEnd"/>
       <w:r>
@@ -3936,7 +3610,6 @@
         </w:rPr>
         <w:t xml:space="preserve">) REFERENCES </w:t>
       </w:r>
-      <w:proofErr w:type="gramStart"/>
       <w:r>
         <w:rPr>
           <w:rFonts w:ascii="Times New Roman" w:hAnsi="Times New Roman" w:cs="Times New Roman"/>
@@ -3956,7 +3629,6 @@
         <w:t>(</w:t>
       </w:r>
       <w:proofErr w:type="spellStart"/>
-      <w:proofErr w:type="gramEnd"/>
       <w:r>
         <w:rPr>
           <w:rFonts w:ascii="Times New Roman" w:hAnsi="Times New Roman" w:cs="Times New Roman"/>
@@ -4091,7 +3763,6 @@
         </w:rPr>
         <w:t xml:space="preserve">) REFERENCES </w:t>
       </w:r>
-      <w:proofErr w:type="gramStart"/>
       <w:r>
         <w:rPr>
           <w:rFonts w:ascii="Times New Roman" w:hAnsi="Times New Roman" w:cs="Times New Roman"/>
@@ -4111,7 +3782,6 @@
         <w:t>(</w:t>
       </w:r>
       <w:proofErr w:type="spellStart"/>
-      <w:proofErr w:type="gramEnd"/>
       <w:r>
         <w:rPr>
           <w:rFonts w:ascii="Times New Roman" w:hAnsi="Times New Roman" w:cs="Times New Roman"/>
@@ -4487,8 +4157,46 @@
           <w:szCs w:val="28"/>
           <w:lang w:val="en-US"/>
         </w:rPr>
+        <w:t>Attributes:</w:t>
+      </w:r>
+    </w:p>
+    <w:p>
+      <w:pPr>
+        <w:pStyle w:val="a7"/>
+        <w:numPr>
+          <w:ilvl w:val="2"/>
+          <w:numId w:val="2"/>
+        </w:numPr>
+        <w:spacing w:after="0" w:line="240" w:lineRule="auto"/>
+        <w:ind w:left="1843" w:hanging="142"/>
+        <w:jc w:val="both"/>
+        <w:rPr>
+          <w:rFonts w:ascii="Times New Roman" w:hAnsi="Times New Roman" w:cs="Times New Roman"/>
+          <w:sz w:val="28"/>
+          <w:szCs w:val="28"/>
+          <w:lang w:val="en-US"/>
+        </w:rPr>
+      </w:pPr>
+      <w:proofErr w:type="spellStart"/>
+      <w:r>
+        <w:rPr>
+          <w:rFonts w:ascii="Times New Roman" w:hAnsi="Times New Roman" w:cs="Times New Roman"/>
+          <w:sz w:val="28"/>
+          <w:szCs w:val="28"/>
+          <w:lang w:val="en-US"/>
+        </w:rPr>
         <w:lastRenderedPageBreak/>
-        <w:t>Attributes:</w:t>
+        <w:t>GroupID</w:t>
+      </w:r>
+      <w:proofErr w:type="spellEnd"/>
+      <w:r>
+        <w:rPr>
+          <w:rFonts w:ascii="Times New Roman" w:hAnsi="Times New Roman" w:cs="Times New Roman"/>
+          <w:sz w:val="28"/>
+          <w:szCs w:val="28"/>
+          <w:lang w:val="en-US"/>
+        </w:rPr>
+        <w:t>: INTEGER, PK, NOT NULL</w:t>
       </w:r>
     </w:p>
     <w:p>
@@ -4516,17 +4224,26 @@
           <w:szCs w:val="28"/>
           <w:lang w:val="en-US"/>
         </w:rPr>
-        <w:t>GroupID</w:t>
-      </w:r>
-      <w:proofErr w:type="spellEnd"/>
-      <w:r>
-        <w:rPr>
-          <w:rFonts w:ascii="Times New Roman" w:hAnsi="Times New Roman" w:cs="Times New Roman"/>
-          <w:sz w:val="28"/>
-          <w:szCs w:val="28"/>
-          <w:lang w:val="en-US"/>
-        </w:rPr>
-        <w:t>: INTEGER, PK, NOT NULL</w:t>
+        <w:t>GroupName</w:t>
+      </w:r>
+      <w:proofErr w:type="spellEnd"/>
+      <w:r>
+        <w:rPr>
+          <w:rFonts w:ascii="Times New Roman" w:hAnsi="Times New Roman" w:cs="Times New Roman"/>
+          <w:sz w:val="28"/>
+          <w:szCs w:val="28"/>
+          <w:lang w:val="en-US"/>
+        </w:rPr>
+        <w:t xml:space="preserve">: </w:t>
+      </w:r>
+      <w:r>
+        <w:rPr>
+          <w:rFonts w:ascii="Times New Roman" w:hAnsi="Times New Roman" w:cs="Times New Roman"/>
+          <w:sz w:val="28"/>
+          <w:szCs w:val="28"/>
+          <w:lang w:val="en-US"/>
+        </w:rPr>
+        <w:t>VARCHAR(20), NOT NULL, UNIQUE</w:t>
       </w:r>
     </w:p>
     <w:p>
@@ -4546,45 +4263,59 @@
           <w:lang w:val="en-US"/>
         </w:rPr>
       </w:pPr>
-      <w:proofErr w:type="spellStart"/>
-      <w:r>
-        <w:rPr>
-          <w:rFonts w:ascii="Times New Roman" w:hAnsi="Times New Roman" w:cs="Times New Roman"/>
-          <w:sz w:val="28"/>
-          <w:szCs w:val="28"/>
-          <w:lang w:val="en-US"/>
-        </w:rPr>
-        <w:t>GroupName</w:t>
-      </w:r>
-      <w:proofErr w:type="spellEnd"/>
-      <w:r>
-        <w:rPr>
-          <w:rFonts w:ascii="Times New Roman" w:hAnsi="Times New Roman" w:cs="Times New Roman"/>
-          <w:sz w:val="28"/>
-          <w:szCs w:val="28"/>
-          <w:lang w:val="en-US"/>
-        </w:rPr>
-        <w:t xml:space="preserve">: </w:t>
-      </w:r>
-      <w:proofErr w:type="gramStart"/>
-      <w:r>
-        <w:rPr>
-          <w:rFonts w:ascii="Times New Roman" w:hAnsi="Times New Roman" w:cs="Times New Roman"/>
-          <w:sz w:val="28"/>
-          <w:szCs w:val="28"/>
-          <w:lang w:val="en-US"/>
-        </w:rPr>
-        <w:t>VARCHAR(</w:t>
-      </w:r>
-      <w:proofErr w:type="gramEnd"/>
-      <w:r>
-        <w:rPr>
-          <w:rFonts w:ascii="Times New Roman" w:hAnsi="Times New Roman" w:cs="Times New Roman"/>
-          <w:sz w:val="28"/>
-          <w:szCs w:val="28"/>
-          <w:lang w:val="en-US"/>
-        </w:rPr>
-        <w:t>20), NOT NULL, UNIQUE</w:t>
+      <w:r>
+        <w:rPr>
+          <w:rFonts w:ascii="Times New Roman" w:hAnsi="Times New Roman" w:cs="Times New Roman"/>
+          <w:sz w:val="28"/>
+          <w:szCs w:val="28"/>
+          <w:lang w:val="en-US"/>
+        </w:rPr>
+        <w:t xml:space="preserve">Year: INTEGER, NOT NULL, </w:t>
+      </w:r>
+      <w:r>
+        <w:rPr>
+          <w:rFonts w:ascii="Times New Roman" w:hAnsi="Times New Roman" w:cs="Times New Roman"/>
+          <w:sz w:val="28"/>
+          <w:szCs w:val="28"/>
+          <w:lang w:val="en-US"/>
+        </w:rPr>
+        <w:t>CHECK (</w:t>
+      </w:r>
+      <w:r>
+        <w:rPr>
+          <w:rFonts w:ascii="Times New Roman" w:hAnsi="Times New Roman" w:cs="Times New Roman"/>
+          <w:sz w:val="28"/>
+          <w:szCs w:val="28"/>
+          <w:lang w:val="en-US"/>
+        </w:rPr>
+        <w:t>Year</w:t>
+      </w:r>
+      <w:r>
+        <w:rPr>
+          <w:rFonts w:ascii="Times New Roman" w:hAnsi="Times New Roman" w:cs="Times New Roman"/>
+          <w:sz w:val="28"/>
+          <w:szCs w:val="28"/>
+          <w:lang w:val="en-US"/>
+        </w:rPr>
+        <w:t xml:space="preserve"> BETWEEN 1 AND </w:t>
+      </w:r>
+      <w:r>
+        <w:rPr>
+          <w:rFonts w:ascii="Times New Roman" w:hAnsi="Times New Roman" w:cs="Times New Roman"/>
+          <w:sz w:val="28"/>
+          <w:szCs w:val="28"/>
+          <w:lang w:val="en-US"/>
+        </w:rPr>
+        <w:t>6</w:t>
+      </w:r>
+      <w:r>
+        <w:rPr>
+          <w:rFonts w:ascii="Times New Roman" w:hAnsi="Times New Roman" w:cs="Times New Roman"/>
+          <w:sz w:val="28"/>
+          <w:szCs w:val="28"/>
+          <w:lang w:val="en-US"/>
+        </w:rPr>
+        <w:t>)</w:t>
       </w:r>
     </w:p>
     <w:p>
@@ -4611,52 +4342,15 @@
           <w:szCs w:val="28"/>
           <w:lang w:val="en-US"/>
         </w:rPr>
-        <w:t xml:space="preserve">Year: INTEGER, NOT NULL, </w:t>
-      </w:r>
-      <w:r>
-        <w:rPr>
-          <w:rFonts w:ascii="Times New Roman" w:hAnsi="Times New Roman" w:cs="Times New Roman"/>
-          <w:sz w:val="28"/>
-          <w:szCs w:val="28"/>
-          <w:lang w:val="en-US"/>
-        </w:rPr>
-        <w:t>CHECK (</w:t>
-      </w:r>
-      <w:r>
-        <w:rPr>
-          <w:rFonts w:ascii="Times New Roman" w:hAnsi="Times New Roman" w:cs="Times New Roman"/>
-          <w:sz w:val="28"/>
-          <w:szCs w:val="28"/>
-          <w:lang w:val="en-US"/>
-        </w:rPr>
-        <w:t>Year</w:t>
-      </w:r>
-      <w:r>
-        <w:rPr>
-          <w:rFonts w:ascii="Times New Roman" w:hAnsi="Times New Roman" w:cs="Times New Roman"/>
-          <w:sz w:val="28"/>
-          <w:szCs w:val="28"/>
-          <w:lang w:val="en-US"/>
-        </w:rPr>
-        <w:t xml:space="preserve"> BETWEEN 1 AND </w:t>
-      </w:r>
-      <w:r>
-        <w:rPr>
-          <w:rFonts w:ascii="Times New Roman" w:hAnsi="Times New Roman" w:cs="Times New Roman"/>
-          <w:sz w:val="28"/>
-          <w:szCs w:val="28"/>
-          <w:lang w:val="en-US"/>
-        </w:rPr>
-        <w:t>6</w:t>
-      </w:r>
-      <w:r>
-        <w:rPr>
-          <w:rFonts w:ascii="Times New Roman" w:hAnsi="Times New Roman" w:cs="Times New Roman"/>
-          <w:sz w:val="28"/>
-          <w:szCs w:val="28"/>
-          <w:lang w:val="en-US"/>
-        </w:rPr>
-        <w:t>)</w:t>
+        <w:t xml:space="preserve">Faculty: </w:t>
+      </w:r>
+      <w:r>
+        <w:rPr>
+          <w:rFonts w:ascii="Times New Roman" w:hAnsi="Times New Roman" w:cs="Times New Roman"/>
+          <w:sz w:val="28"/>
+          <w:szCs w:val="28"/>
+        </w:rPr>
+        <w:t>VARCHAR(100), NOT NULL</w:t>
       </w:r>
     </w:p>
     <w:p>
@@ -4683,72 +4377,16 @@
           <w:szCs w:val="28"/>
           <w:lang w:val="en-US"/>
         </w:rPr>
-        <w:t xml:space="preserve">Faculty: </w:t>
-      </w:r>
-      <w:proofErr w:type="gramStart"/>
-      <w:r>
-        <w:rPr>
-          <w:rFonts w:ascii="Times New Roman" w:hAnsi="Times New Roman" w:cs="Times New Roman"/>
-          <w:sz w:val="28"/>
-          <w:szCs w:val="28"/>
-        </w:rPr>
-        <w:t>VARCHAR(</w:t>
-      </w:r>
-      <w:proofErr w:type="gramEnd"/>
-      <w:r>
-        <w:rPr>
-          <w:rFonts w:ascii="Times New Roman" w:hAnsi="Times New Roman" w:cs="Times New Roman"/>
-          <w:sz w:val="28"/>
-          <w:szCs w:val="28"/>
-        </w:rPr>
-        <w:t>100), NOT NULL</w:t>
-      </w:r>
-    </w:p>
-    <w:p>
-      <w:pPr>
-        <w:pStyle w:val="a7"/>
-        <w:numPr>
-          <w:ilvl w:val="2"/>
-          <w:numId w:val="2"/>
-        </w:numPr>
-        <w:spacing w:after="0" w:line="240" w:lineRule="auto"/>
-        <w:ind w:left="1843" w:hanging="142"/>
-        <w:jc w:val="both"/>
-        <w:rPr>
-          <w:rFonts w:ascii="Times New Roman" w:hAnsi="Times New Roman" w:cs="Times New Roman"/>
-          <w:sz w:val="28"/>
-          <w:szCs w:val="28"/>
-          <w:lang w:val="en-US"/>
-        </w:rPr>
-      </w:pPr>
-      <w:r>
-        <w:rPr>
-          <w:rFonts w:ascii="Times New Roman" w:hAnsi="Times New Roman" w:cs="Times New Roman"/>
-          <w:sz w:val="28"/>
-          <w:szCs w:val="28"/>
-          <w:lang w:val="en-US"/>
-        </w:rPr>
         <w:t xml:space="preserve">Specialization: </w:t>
       </w:r>
-      <w:proofErr w:type="gramStart"/>
-      <w:r>
-        <w:rPr>
-          <w:rFonts w:ascii="Times New Roman" w:hAnsi="Times New Roman" w:cs="Times New Roman"/>
-          <w:sz w:val="28"/>
-          <w:szCs w:val="28"/>
-          <w:lang w:val="en-US"/>
-        </w:rPr>
-        <w:t>VARCHAR(</w:t>
-      </w:r>
-      <w:proofErr w:type="gramEnd"/>
-      <w:r>
-        <w:rPr>
-          <w:rFonts w:ascii="Times New Roman" w:hAnsi="Times New Roman" w:cs="Times New Roman"/>
-          <w:sz w:val="28"/>
-          <w:szCs w:val="28"/>
-          <w:lang w:val="en-US"/>
-        </w:rPr>
-        <w:t>100)</w:t>
+      <w:r>
+        <w:rPr>
+          <w:rFonts w:ascii="Times New Roman" w:hAnsi="Times New Roman" w:cs="Times New Roman"/>
+          <w:sz w:val="28"/>
+          <w:szCs w:val="28"/>
+          <w:lang w:val="en-US"/>
+        </w:rPr>
+        <w:t>VARCHAR(100)</w:t>
       </w:r>
       <w:r>
         <w:rPr>
@@ -4985,6 +4623,319 @@
       <w:pPr>
         <w:pStyle w:val="a7"/>
         <w:numPr>
+          <w:ilvl w:val="0"/>
+          <w:numId w:val="2"/>
+        </w:numPr>
+        <w:tabs>
+          <w:tab w:val="left" w:pos="1276"/>
+        </w:tabs>
+        <w:spacing w:after="0" w:line="240" w:lineRule="auto"/>
+        <w:jc w:val="both"/>
+        <w:rPr>
+          <w:rFonts w:ascii="Times New Roman" w:hAnsi="Times New Roman" w:cs="Times New Roman"/>
+          <w:sz w:val="28"/>
+          <w:szCs w:val="28"/>
+          <w:lang w:val="en-US"/>
+        </w:rPr>
+      </w:pPr>
+      <w:r>
+        <w:rPr>
+          <w:rFonts w:ascii="Times New Roman" w:hAnsi="Times New Roman" w:cs="Times New Roman"/>
+          <w:sz w:val="28"/>
+          <w:szCs w:val="28"/>
+          <w:lang w:val="en-US"/>
+        </w:rPr>
+        <w:t>Table name: Subjects</w:t>
+      </w:r>
+    </w:p>
+    <w:p>
+      <w:pPr>
+        <w:pStyle w:val="a7"/>
+        <w:numPr>
+          <w:ilvl w:val="1"/>
+          <w:numId w:val="2"/>
+        </w:numPr>
+        <w:tabs>
+          <w:tab w:val="left" w:pos="1560"/>
+        </w:tabs>
+        <w:spacing w:after="0" w:line="240" w:lineRule="auto"/>
+        <w:ind w:left="1701" w:hanging="284"/>
+        <w:jc w:val="both"/>
+        <w:rPr>
+          <w:rFonts w:ascii="Times New Roman" w:hAnsi="Times New Roman" w:cs="Times New Roman"/>
+          <w:sz w:val="28"/>
+          <w:szCs w:val="28"/>
+        </w:rPr>
+      </w:pPr>
+      <w:r>
+        <w:rPr>
+          <w:rFonts w:ascii="Times New Roman" w:hAnsi="Times New Roman" w:cs="Times New Roman"/>
+          <w:sz w:val="28"/>
+          <w:szCs w:val="28"/>
+          <w:lang w:val="en-US"/>
+        </w:rPr>
+        <w:t>Description</w:t>
+      </w:r>
+      <w:r>
+        <w:rPr>
+          <w:rFonts w:ascii="Times New Roman" w:hAnsi="Times New Roman" w:cs="Times New Roman"/>
+          <w:sz w:val="28"/>
+          <w:szCs w:val="28"/>
+        </w:rPr>
+        <w:t xml:space="preserve">: </w:t>
+      </w:r>
+      <w:r>
+        <w:rPr>
+          <w:rFonts w:ascii="Times New Roman" w:hAnsi="Times New Roman" w:cs="Times New Roman"/>
+          <w:sz w:val="28"/>
+          <w:szCs w:val="28"/>
+        </w:rPr>
+        <w:t>Хранит</w:t>
+      </w:r>
+      <w:r>
+        <w:rPr>
+          <w:rFonts w:ascii="Times New Roman" w:hAnsi="Times New Roman" w:cs="Times New Roman"/>
+          <w:sz w:val="28"/>
+          <w:szCs w:val="28"/>
+        </w:rPr>
+        <w:t xml:space="preserve"> </w:t>
+      </w:r>
+      <w:r>
+        <w:rPr>
+          <w:rFonts w:ascii="Times New Roman" w:hAnsi="Times New Roman" w:cs="Times New Roman"/>
+          <w:sz w:val="28"/>
+          <w:szCs w:val="28"/>
+        </w:rPr>
+        <w:t>информацию об учебных</w:t>
+      </w:r>
+      <w:r>
+        <w:rPr>
+          <w:rFonts w:ascii="Times New Roman" w:hAnsi="Times New Roman" w:cs="Times New Roman"/>
+          <w:sz w:val="28"/>
+          <w:szCs w:val="28"/>
+        </w:rPr>
+        <w:t xml:space="preserve"> </w:t>
+      </w:r>
+      <w:r>
+        <w:rPr>
+          <w:rFonts w:ascii="Times New Roman" w:hAnsi="Times New Roman" w:cs="Times New Roman"/>
+          <w:sz w:val="28"/>
+          <w:szCs w:val="28"/>
+        </w:rPr>
+        <w:t>предметах</w:t>
+      </w:r>
+    </w:p>
+    <w:p>
+      <w:pPr>
+        <w:pStyle w:val="a7"/>
+        <w:numPr>
+          <w:ilvl w:val="1"/>
+          <w:numId w:val="2"/>
+        </w:numPr>
+        <w:tabs>
+          <w:tab w:val="left" w:pos="1560"/>
+        </w:tabs>
+        <w:spacing w:after="0" w:line="240" w:lineRule="auto"/>
+        <w:ind w:left="1701" w:hanging="284"/>
+        <w:jc w:val="both"/>
+        <w:rPr>
+          <w:rFonts w:ascii="Times New Roman" w:hAnsi="Times New Roman" w:cs="Times New Roman"/>
+          <w:sz w:val="28"/>
+          <w:szCs w:val="28"/>
+        </w:rPr>
+      </w:pPr>
+      <w:r>
+        <w:rPr>
+          <w:rFonts w:ascii="Times New Roman" w:hAnsi="Times New Roman" w:cs="Times New Roman"/>
+          <w:sz w:val="28"/>
+          <w:szCs w:val="28"/>
+          <w:lang w:val="en-US"/>
+        </w:rPr>
+        <w:t>Attributes:</w:t>
+      </w:r>
+    </w:p>
+    <w:p>
+      <w:pPr>
+        <w:pStyle w:val="a7"/>
+        <w:numPr>
+          <w:ilvl w:val="2"/>
+          <w:numId w:val="2"/>
+        </w:numPr>
+        <w:spacing w:after="0" w:line="240" w:lineRule="auto"/>
+        <w:ind w:left="1843" w:hanging="142"/>
+        <w:jc w:val="both"/>
+        <w:rPr>
+          <w:rFonts w:ascii="Times New Roman" w:hAnsi="Times New Roman" w:cs="Times New Roman"/>
+          <w:sz w:val="28"/>
+          <w:szCs w:val="28"/>
+          <w:lang w:val="en-US"/>
+        </w:rPr>
+      </w:pPr>
+      <w:proofErr w:type="spellStart"/>
+      <w:r>
+        <w:rPr>
+          <w:rFonts w:ascii="Times New Roman" w:hAnsi="Times New Roman" w:cs="Times New Roman"/>
+          <w:sz w:val="28"/>
+          <w:szCs w:val="28"/>
+          <w:lang w:val="en-US"/>
+        </w:rPr>
+        <w:t>SubjectID</w:t>
+      </w:r>
+      <w:proofErr w:type="spellEnd"/>
+      <w:r>
+        <w:rPr>
+          <w:rFonts w:ascii="Times New Roman" w:hAnsi="Times New Roman" w:cs="Times New Roman"/>
+          <w:sz w:val="28"/>
+          <w:szCs w:val="28"/>
+          <w:lang w:val="en-US"/>
+        </w:rPr>
+        <w:t>: INTEGER, PK, NOT NULL</w:t>
+      </w:r>
+    </w:p>
+    <w:p>
+      <w:pPr>
+        <w:pStyle w:val="a7"/>
+        <w:numPr>
+          <w:ilvl w:val="2"/>
+          <w:numId w:val="2"/>
+        </w:numPr>
+        <w:spacing w:after="0" w:line="240" w:lineRule="auto"/>
+        <w:ind w:left="1843" w:hanging="142"/>
+        <w:jc w:val="both"/>
+        <w:rPr>
+          <w:rFonts w:ascii="Times New Roman" w:hAnsi="Times New Roman" w:cs="Times New Roman"/>
+          <w:sz w:val="28"/>
+          <w:szCs w:val="28"/>
+          <w:lang w:val="en-US"/>
+        </w:rPr>
+      </w:pPr>
+      <w:proofErr w:type="spellStart"/>
+      <w:r>
+        <w:rPr>
+          <w:rFonts w:ascii="Times New Roman" w:hAnsi="Times New Roman" w:cs="Times New Roman"/>
+          <w:sz w:val="28"/>
+          <w:szCs w:val="28"/>
+          <w:lang w:val="en-US"/>
+        </w:rPr>
+        <w:t>SubjectName</w:t>
+      </w:r>
+      <w:proofErr w:type="spellEnd"/>
+      <w:r>
+        <w:rPr>
+          <w:rFonts w:ascii="Times New Roman" w:hAnsi="Times New Roman" w:cs="Times New Roman"/>
+          <w:sz w:val="28"/>
+          <w:szCs w:val="28"/>
+          <w:lang w:val="en-US"/>
+        </w:rPr>
+        <w:t xml:space="preserve">: </w:t>
+      </w:r>
+      <w:r>
+        <w:rPr>
+          <w:rFonts w:ascii="Times New Roman" w:hAnsi="Times New Roman" w:cs="Times New Roman"/>
+          <w:sz w:val="28"/>
+          <w:szCs w:val="28"/>
+          <w:lang w:val="en-US"/>
+        </w:rPr>
+        <w:t>VARCHAR(</w:t>
+      </w:r>
+      <w:r>
+        <w:rPr>
+          <w:rFonts w:ascii="Times New Roman" w:hAnsi="Times New Roman" w:cs="Times New Roman"/>
+          <w:sz w:val="28"/>
+          <w:szCs w:val="28"/>
+          <w:lang w:val="en-US"/>
+        </w:rPr>
+        <w:t>10</w:t>
+      </w:r>
+      <w:r>
+        <w:rPr>
+          <w:rFonts w:ascii="Times New Roman" w:hAnsi="Times New Roman" w:cs="Times New Roman"/>
+          <w:sz w:val="28"/>
+          <w:szCs w:val="28"/>
+          <w:lang w:val="en-US"/>
+        </w:rPr>
+        <w:t>0), NOT NULL</w:t>
+      </w:r>
+      <w:r>
+        <w:rPr>
+          <w:rFonts w:ascii="Times New Roman" w:hAnsi="Times New Roman" w:cs="Times New Roman"/>
+          <w:sz w:val="28"/>
+          <w:szCs w:val="28"/>
+          <w:lang w:val="en-US"/>
+        </w:rPr>
+        <w:t xml:space="preserve">, </w:t>
+      </w:r>
+      <w:r>
+        <w:rPr>
+          <w:rFonts w:ascii="Times New Roman" w:hAnsi="Times New Roman" w:cs="Times New Roman"/>
+          <w:sz w:val="28"/>
+          <w:szCs w:val="28"/>
+          <w:lang w:val="en-US"/>
+        </w:rPr>
+        <w:t>UNIQUE</w:t>
+      </w:r>
+    </w:p>
+    <w:p>
+      <w:pPr>
+        <w:pStyle w:val="a7"/>
+        <w:numPr>
+          <w:ilvl w:val="2"/>
+          <w:numId w:val="2"/>
+        </w:numPr>
+        <w:spacing w:after="0" w:line="240" w:lineRule="auto"/>
+        <w:ind w:left="1843" w:hanging="142"/>
+        <w:jc w:val="both"/>
+        <w:rPr>
+          <w:rFonts w:ascii="Times New Roman" w:hAnsi="Times New Roman" w:cs="Times New Roman"/>
+          <w:sz w:val="28"/>
+          <w:szCs w:val="28"/>
+          <w:lang w:val="en-US"/>
+        </w:rPr>
+      </w:pPr>
+      <w:r>
+        <w:rPr>
+          <w:rFonts w:ascii="Times New Roman" w:hAnsi="Times New Roman" w:cs="Times New Roman"/>
+          <w:sz w:val="28"/>
+          <w:szCs w:val="28"/>
+          <w:lang w:val="en-US"/>
+        </w:rPr>
+        <w:t>Description: TEXT</w:t>
+      </w:r>
+    </w:p>
+    <w:p>
+      <w:pPr>
+        <w:pStyle w:val="a7"/>
+        <w:numPr>
+          <w:ilvl w:val="1"/>
+          <w:numId w:val="2"/>
+        </w:numPr>
+        <w:tabs>
+          <w:tab w:val="left" w:pos="1560"/>
+        </w:tabs>
+        <w:spacing w:after="0" w:line="240" w:lineRule="auto"/>
+        <w:ind w:left="1701" w:hanging="283"/>
+        <w:jc w:val="both"/>
+        <w:rPr>
+          <w:rFonts w:ascii="Times New Roman" w:hAnsi="Times New Roman" w:cs="Times New Roman"/>
+          <w:sz w:val="28"/>
+          <w:szCs w:val="28"/>
+          <w:lang w:val="en-US"/>
+        </w:rPr>
+      </w:pPr>
+      <w:r>
+        <w:rPr>
+          <w:rFonts w:ascii="Times New Roman" w:hAnsi="Times New Roman" w:cs="Times New Roman"/>
+          <w:sz w:val="28"/>
+          <w:szCs w:val="28"/>
+          <w:lang w:val="en-US"/>
+        </w:rPr>
+        <w:t>Constraints:</w:t>
+      </w:r>
+    </w:p>
+    <w:p>
+      <w:pPr>
+        <w:pStyle w:val="a7"/>
+        <w:numPr>
           <w:ilvl w:val="2"/>
           <w:numId w:val="2"/>
         </w:numPr>
@@ -5009,16 +4960,68 @@
           <w:szCs w:val="28"/>
           <w:lang w:val="en-US"/>
         </w:rPr>
-        <w:t>CHK_</w:t>
-      </w:r>
-      <w:r>
-        <w:rPr>
-          <w:rFonts w:ascii="Times New Roman" w:hAnsi="Times New Roman" w:cs="Times New Roman"/>
-          <w:sz w:val="28"/>
-          <w:szCs w:val="28"/>
-          <w:lang w:val="en-US"/>
-        </w:rPr>
-        <w:t>Year</w:t>
+        <w:t>PK_Subjects</w:t>
+      </w:r>
+      <w:proofErr w:type="spellEnd"/>
+      <w:r>
+        <w:rPr>
+          <w:rFonts w:ascii="Times New Roman" w:hAnsi="Times New Roman" w:cs="Times New Roman"/>
+          <w:sz w:val="28"/>
+          <w:szCs w:val="28"/>
+          <w:lang w:val="en-US"/>
+        </w:rPr>
+        <w:t>: PRIMARY KEY (</w:t>
+      </w:r>
+      <w:proofErr w:type="spellStart"/>
+      <w:r>
+        <w:rPr>
+          <w:rFonts w:ascii="Times New Roman" w:hAnsi="Times New Roman" w:cs="Times New Roman"/>
+          <w:sz w:val="28"/>
+          <w:szCs w:val="28"/>
+          <w:lang w:val="en-US"/>
+        </w:rPr>
+        <w:t>SubjectID</w:t>
+      </w:r>
+      <w:proofErr w:type="spellEnd"/>
+      <w:r>
+        <w:rPr>
+          <w:rFonts w:ascii="Times New Roman" w:hAnsi="Times New Roman" w:cs="Times New Roman"/>
+          <w:sz w:val="28"/>
+          <w:szCs w:val="28"/>
+          <w:lang w:val="en-US"/>
+        </w:rPr>
+        <w:t>)</w:t>
+      </w:r>
+    </w:p>
+    <w:p>
+      <w:pPr>
+        <w:pStyle w:val="a7"/>
+        <w:numPr>
+          <w:ilvl w:val="2"/>
+          <w:numId w:val="2"/>
+        </w:numPr>
+        <w:tabs>
+          <w:tab w:val="left" w:pos="1843"/>
+        </w:tabs>
+        <w:spacing w:after="0" w:line="240" w:lineRule="auto"/>
+        <w:ind w:left="1843" w:hanging="142"/>
+        <w:jc w:val="both"/>
+        <w:rPr>
+          <w:rFonts w:ascii="Times New Roman" w:hAnsi="Times New Roman" w:cs="Times New Roman"/>
+          <w:sz w:val="28"/>
+          <w:szCs w:val="28"/>
+          <w:lang w:val="en-US"/>
+        </w:rPr>
+      </w:pPr>
+      <w:proofErr w:type="spellStart"/>
+      <w:r>
+        <w:rPr>
+          <w:rFonts w:ascii="Times New Roman" w:hAnsi="Times New Roman" w:cs="Times New Roman"/>
+          <w:sz w:val="28"/>
+          <w:szCs w:val="28"/>
+          <w:lang w:val="en-US"/>
+        </w:rPr>
+        <w:t>UQ_SubjectName</w:t>
       </w:r>
       <w:proofErr w:type="spellEnd"/>
       <w:r>
@@ -5035,568 +5038,34 @@
           <w:rFonts w:ascii="Times New Roman" w:hAnsi="Times New Roman" w:cs="Times New Roman"/>
           <w:sz w:val="28"/>
           <w:szCs w:val="28"/>
-          <w:lang w:val="en-US"/>
-        </w:rPr>
-        <w:t>CHECK (</w:t>
-      </w:r>
-      <w:r>
-        <w:rPr>
-          <w:rFonts w:ascii="Times New Roman" w:hAnsi="Times New Roman" w:cs="Times New Roman"/>
-          <w:sz w:val="28"/>
-          <w:szCs w:val="28"/>
-          <w:lang w:val="en-US"/>
-        </w:rPr>
-        <w:t>Year</w:t>
-      </w:r>
-      <w:r>
-        <w:rPr>
-          <w:rFonts w:ascii="Times New Roman" w:hAnsi="Times New Roman" w:cs="Times New Roman"/>
-          <w:sz w:val="28"/>
-          <w:szCs w:val="28"/>
-          <w:lang w:val="en-US"/>
-        </w:rPr>
-        <w:t xml:space="preserve"> </w:t>
-      </w:r>
-      <w:r>
-        <w:rPr>
-          <w:rFonts w:ascii="Times New Roman" w:hAnsi="Times New Roman" w:cs="Times New Roman"/>
-          <w:sz w:val="28"/>
-          <w:szCs w:val="28"/>
-          <w:lang w:val="en-US"/>
-        </w:rPr>
-        <w:t>&gt;=</w:t>
-      </w:r>
-      <w:r>
-        <w:rPr>
-          <w:rFonts w:ascii="Times New Roman" w:hAnsi="Times New Roman" w:cs="Times New Roman"/>
-          <w:sz w:val="28"/>
-          <w:szCs w:val="28"/>
-          <w:lang w:val="en-US"/>
-        </w:rPr>
-        <w:t xml:space="preserve"> </w:t>
-      </w:r>
-      <w:r>
-        <w:rPr>
-          <w:rFonts w:ascii="Times New Roman" w:hAnsi="Times New Roman" w:cs="Times New Roman"/>
-          <w:sz w:val="28"/>
-          <w:szCs w:val="28"/>
-          <w:lang w:val="en-US"/>
-        </w:rPr>
-        <w:t>1</w:t>
-      </w:r>
-      <w:r>
-        <w:rPr>
-          <w:rFonts w:ascii="Times New Roman" w:hAnsi="Times New Roman" w:cs="Times New Roman"/>
-          <w:sz w:val="28"/>
-          <w:szCs w:val="28"/>
-          <w:lang w:val="en-US"/>
-        </w:rPr>
-        <w:t xml:space="preserve"> AND</w:t>
-      </w:r>
-      <w:r>
-        <w:rPr>
-          <w:rFonts w:ascii="Times New Roman" w:hAnsi="Times New Roman" w:cs="Times New Roman"/>
-          <w:sz w:val="28"/>
-          <w:szCs w:val="28"/>
-          <w:lang w:val="en-US"/>
-        </w:rPr>
-        <w:t xml:space="preserve"> </w:t>
-      </w:r>
-      <w:r>
-        <w:rPr>
-          <w:rFonts w:ascii="Times New Roman" w:hAnsi="Times New Roman" w:cs="Times New Roman"/>
-          <w:sz w:val="28"/>
-          <w:szCs w:val="28"/>
-          <w:lang w:val="en-US"/>
-        </w:rPr>
-        <w:t>Year</w:t>
-      </w:r>
-      <w:r>
-        <w:rPr>
-          <w:rFonts w:ascii="Times New Roman" w:hAnsi="Times New Roman" w:cs="Times New Roman"/>
-          <w:sz w:val="28"/>
-          <w:szCs w:val="28"/>
-          <w:lang w:val="en-US"/>
-        </w:rPr>
-        <w:t xml:space="preserve"> &lt;=</w:t>
-      </w:r>
-      <w:r>
-        <w:rPr>
-          <w:rFonts w:ascii="Times New Roman" w:hAnsi="Times New Roman" w:cs="Times New Roman"/>
-          <w:sz w:val="28"/>
-          <w:szCs w:val="28"/>
-          <w:lang w:val="en-US"/>
-        </w:rPr>
-        <w:t xml:space="preserve"> </w:t>
-      </w:r>
-      <w:r>
-        <w:rPr>
-          <w:rFonts w:ascii="Times New Roman" w:hAnsi="Times New Roman" w:cs="Times New Roman"/>
-          <w:sz w:val="28"/>
-          <w:szCs w:val="28"/>
-          <w:lang w:val="en-US"/>
-        </w:rPr>
-        <w:t>6</w:t>
-      </w:r>
-      <w:r>
-        <w:rPr>
-          <w:rFonts w:ascii="Times New Roman" w:hAnsi="Times New Roman" w:cs="Times New Roman"/>
-          <w:sz w:val="28"/>
-          <w:szCs w:val="28"/>
-          <w:lang w:val="en-US"/>
-        </w:rPr>
-        <w:t>)</w:t>
-      </w:r>
-    </w:p>
-    <w:p>
-      <w:pPr>
-        <w:pStyle w:val="a7"/>
-        <w:numPr>
-          <w:ilvl w:val="0"/>
-          <w:numId w:val="2"/>
-        </w:numPr>
+        </w:rPr>
+        <w:t>UNIQUE (</w:t>
+      </w:r>
+      <w:r>
+        <w:rPr>
+          <w:rFonts w:ascii="Times New Roman" w:hAnsi="Times New Roman" w:cs="Times New Roman"/>
+          <w:sz w:val="28"/>
+          <w:szCs w:val="28"/>
+          <w:lang w:val="en-US"/>
+        </w:rPr>
+        <w:t>Subject</w:t>
+      </w:r>
+      <w:r>
+        <w:rPr>
+          <w:rFonts w:ascii="Times New Roman" w:hAnsi="Times New Roman" w:cs="Times New Roman"/>
+          <w:sz w:val="28"/>
+          <w:szCs w:val="28"/>
+        </w:rPr>
+        <w:t>Name)</w:t>
+      </w:r>
+    </w:p>
+    <w:p>
+      <w:pPr>
+        <w:pStyle w:val="a7"/>
         <w:tabs>
           <w:tab w:val="left" w:pos="1276"/>
         </w:tabs>
         <w:spacing w:after="0" w:line="240" w:lineRule="auto"/>
-        <w:jc w:val="both"/>
-        <w:rPr>
-          <w:rFonts w:ascii="Times New Roman" w:hAnsi="Times New Roman" w:cs="Times New Roman"/>
-          <w:sz w:val="28"/>
-          <w:szCs w:val="28"/>
-          <w:lang w:val="en-US"/>
-        </w:rPr>
-      </w:pPr>
-      <w:r>
-        <w:rPr>
-          <w:rFonts w:ascii="Times New Roman" w:hAnsi="Times New Roman" w:cs="Times New Roman"/>
-          <w:sz w:val="28"/>
-          <w:szCs w:val="28"/>
-          <w:lang w:val="en-US"/>
-        </w:rPr>
-        <w:t>Table name: Subjects</w:t>
-      </w:r>
-    </w:p>
-    <w:p>
-      <w:pPr>
-        <w:pStyle w:val="a7"/>
-        <w:numPr>
-          <w:ilvl w:val="1"/>
-          <w:numId w:val="2"/>
-        </w:numPr>
-        <w:tabs>
-          <w:tab w:val="left" w:pos="1560"/>
-        </w:tabs>
-        <w:spacing w:after="0" w:line="240" w:lineRule="auto"/>
-        <w:ind w:left="1701" w:hanging="284"/>
-        <w:jc w:val="both"/>
-        <w:rPr>
-          <w:rFonts w:ascii="Times New Roman" w:hAnsi="Times New Roman" w:cs="Times New Roman"/>
-          <w:sz w:val="28"/>
-          <w:szCs w:val="28"/>
-        </w:rPr>
-      </w:pPr>
-      <w:r>
-        <w:rPr>
-          <w:rFonts w:ascii="Times New Roman" w:hAnsi="Times New Roman" w:cs="Times New Roman"/>
-          <w:sz w:val="28"/>
-          <w:szCs w:val="28"/>
-          <w:lang w:val="en-US"/>
-        </w:rPr>
-        <w:t>Description</w:t>
-      </w:r>
-      <w:r>
-        <w:rPr>
-          <w:rFonts w:ascii="Times New Roman" w:hAnsi="Times New Roman" w:cs="Times New Roman"/>
-          <w:sz w:val="28"/>
-          <w:szCs w:val="28"/>
-        </w:rPr>
-        <w:t xml:space="preserve">: </w:t>
-      </w:r>
-      <w:r>
-        <w:rPr>
-          <w:rFonts w:ascii="Times New Roman" w:hAnsi="Times New Roman" w:cs="Times New Roman"/>
-          <w:sz w:val="28"/>
-          <w:szCs w:val="28"/>
-        </w:rPr>
-        <w:t>Хранит</w:t>
-      </w:r>
-      <w:r>
-        <w:rPr>
-          <w:rFonts w:ascii="Times New Roman" w:hAnsi="Times New Roman" w:cs="Times New Roman"/>
-          <w:sz w:val="28"/>
-          <w:szCs w:val="28"/>
-        </w:rPr>
-        <w:t xml:space="preserve"> </w:t>
-      </w:r>
-      <w:r>
-        <w:rPr>
-          <w:rFonts w:ascii="Times New Roman" w:hAnsi="Times New Roman" w:cs="Times New Roman"/>
-          <w:sz w:val="28"/>
-          <w:szCs w:val="28"/>
-        </w:rPr>
-        <w:t>информацию об учебных</w:t>
-      </w:r>
-      <w:r>
-        <w:rPr>
-          <w:rFonts w:ascii="Times New Roman" w:hAnsi="Times New Roman" w:cs="Times New Roman"/>
-          <w:sz w:val="28"/>
-          <w:szCs w:val="28"/>
-        </w:rPr>
-        <w:t xml:space="preserve"> </w:t>
-      </w:r>
-      <w:r>
-        <w:rPr>
-          <w:rFonts w:ascii="Times New Roman" w:hAnsi="Times New Roman" w:cs="Times New Roman"/>
-          <w:sz w:val="28"/>
-          <w:szCs w:val="28"/>
-        </w:rPr>
-        <w:t>предметах</w:t>
-      </w:r>
-    </w:p>
-    <w:p>
-      <w:pPr>
-        <w:pStyle w:val="a7"/>
-        <w:numPr>
-          <w:ilvl w:val="1"/>
-          <w:numId w:val="2"/>
-        </w:numPr>
-        <w:tabs>
-          <w:tab w:val="left" w:pos="1560"/>
-        </w:tabs>
-        <w:spacing w:after="0" w:line="240" w:lineRule="auto"/>
-        <w:ind w:left="1701" w:hanging="284"/>
-        <w:jc w:val="both"/>
-        <w:rPr>
-          <w:rFonts w:ascii="Times New Roman" w:hAnsi="Times New Roman" w:cs="Times New Roman"/>
-          <w:sz w:val="28"/>
-          <w:szCs w:val="28"/>
-        </w:rPr>
-      </w:pPr>
-      <w:r>
-        <w:rPr>
-          <w:rFonts w:ascii="Times New Roman" w:hAnsi="Times New Roman" w:cs="Times New Roman"/>
-          <w:sz w:val="28"/>
-          <w:szCs w:val="28"/>
-          <w:lang w:val="en-US"/>
-        </w:rPr>
-        <w:t>Attributes:</w:t>
-      </w:r>
-    </w:p>
-    <w:p>
-      <w:pPr>
-        <w:pStyle w:val="a7"/>
-        <w:numPr>
-          <w:ilvl w:val="2"/>
-          <w:numId w:val="2"/>
-        </w:numPr>
-        <w:spacing w:after="0" w:line="240" w:lineRule="auto"/>
-        <w:ind w:left="1843" w:hanging="142"/>
-        <w:jc w:val="both"/>
-        <w:rPr>
-          <w:rFonts w:ascii="Times New Roman" w:hAnsi="Times New Roman" w:cs="Times New Roman"/>
-          <w:sz w:val="28"/>
-          <w:szCs w:val="28"/>
-          <w:lang w:val="en-US"/>
-        </w:rPr>
-      </w:pPr>
-      <w:proofErr w:type="spellStart"/>
-      <w:r>
-        <w:rPr>
-          <w:rFonts w:ascii="Times New Roman" w:hAnsi="Times New Roman" w:cs="Times New Roman"/>
-          <w:sz w:val="28"/>
-          <w:szCs w:val="28"/>
-          <w:lang w:val="en-US"/>
-        </w:rPr>
-        <w:t>SubjectID</w:t>
-      </w:r>
-      <w:proofErr w:type="spellEnd"/>
-      <w:r>
-        <w:rPr>
-          <w:rFonts w:ascii="Times New Roman" w:hAnsi="Times New Roman" w:cs="Times New Roman"/>
-          <w:sz w:val="28"/>
-          <w:szCs w:val="28"/>
-          <w:lang w:val="en-US"/>
-        </w:rPr>
-        <w:t>: INTEGER, PK, NOT NULL</w:t>
-      </w:r>
-    </w:p>
-    <w:p>
-      <w:pPr>
-        <w:pStyle w:val="a7"/>
-        <w:numPr>
-          <w:ilvl w:val="2"/>
-          <w:numId w:val="2"/>
-        </w:numPr>
-        <w:spacing w:after="0" w:line="240" w:lineRule="auto"/>
-        <w:ind w:left="1843" w:hanging="142"/>
-        <w:jc w:val="both"/>
-        <w:rPr>
-          <w:rFonts w:ascii="Times New Roman" w:hAnsi="Times New Roman" w:cs="Times New Roman"/>
-          <w:sz w:val="28"/>
-          <w:szCs w:val="28"/>
-          <w:lang w:val="en-US"/>
-        </w:rPr>
-      </w:pPr>
-      <w:proofErr w:type="spellStart"/>
-      <w:r>
-        <w:rPr>
-          <w:rFonts w:ascii="Times New Roman" w:hAnsi="Times New Roman" w:cs="Times New Roman"/>
-          <w:sz w:val="28"/>
-          <w:szCs w:val="28"/>
-          <w:lang w:val="en-US"/>
-        </w:rPr>
-        <w:t>SubjectName</w:t>
-      </w:r>
-      <w:proofErr w:type="spellEnd"/>
-      <w:r>
-        <w:rPr>
-          <w:rFonts w:ascii="Times New Roman" w:hAnsi="Times New Roman" w:cs="Times New Roman"/>
-          <w:sz w:val="28"/>
-          <w:szCs w:val="28"/>
-          <w:lang w:val="en-US"/>
-        </w:rPr>
-        <w:t xml:space="preserve">: </w:t>
-      </w:r>
-      <w:proofErr w:type="gramStart"/>
-      <w:r>
-        <w:rPr>
-          <w:rFonts w:ascii="Times New Roman" w:hAnsi="Times New Roman" w:cs="Times New Roman"/>
-          <w:sz w:val="28"/>
-          <w:szCs w:val="28"/>
-          <w:lang w:val="en-US"/>
-        </w:rPr>
-        <w:t>VARCHAR(</w:t>
-      </w:r>
-      <w:proofErr w:type="gramEnd"/>
-      <w:r>
-        <w:rPr>
-          <w:rFonts w:ascii="Times New Roman" w:hAnsi="Times New Roman" w:cs="Times New Roman"/>
-          <w:sz w:val="28"/>
-          <w:szCs w:val="28"/>
-          <w:lang w:val="en-US"/>
-        </w:rPr>
-        <w:t>10</w:t>
-      </w:r>
-      <w:r>
-        <w:rPr>
-          <w:rFonts w:ascii="Times New Roman" w:hAnsi="Times New Roman" w:cs="Times New Roman"/>
-          <w:sz w:val="28"/>
-          <w:szCs w:val="28"/>
-          <w:lang w:val="en-US"/>
-        </w:rPr>
-        <w:t>0), NOT NULL</w:t>
-      </w:r>
-      <w:r>
-        <w:rPr>
-          <w:rFonts w:ascii="Times New Roman" w:hAnsi="Times New Roman" w:cs="Times New Roman"/>
-          <w:sz w:val="28"/>
-          <w:szCs w:val="28"/>
-          <w:lang w:val="en-US"/>
-        </w:rPr>
-        <w:t xml:space="preserve">, </w:t>
-      </w:r>
-      <w:r>
-        <w:rPr>
-          <w:rFonts w:ascii="Times New Roman" w:hAnsi="Times New Roman" w:cs="Times New Roman"/>
-          <w:sz w:val="28"/>
-          <w:szCs w:val="28"/>
-          <w:lang w:val="en-US"/>
-        </w:rPr>
-        <w:t>UNIQUE</w:t>
-      </w:r>
-    </w:p>
-    <w:p>
-      <w:pPr>
-        <w:pStyle w:val="a7"/>
-        <w:numPr>
-          <w:ilvl w:val="2"/>
-          <w:numId w:val="2"/>
-        </w:numPr>
-        <w:spacing w:after="0" w:line="240" w:lineRule="auto"/>
-        <w:ind w:left="1843" w:hanging="142"/>
-        <w:jc w:val="both"/>
-        <w:rPr>
-          <w:rFonts w:ascii="Times New Roman" w:hAnsi="Times New Roman" w:cs="Times New Roman"/>
-          <w:sz w:val="28"/>
-          <w:szCs w:val="28"/>
-          <w:lang w:val="en-US"/>
-        </w:rPr>
-      </w:pPr>
-      <w:r>
-        <w:rPr>
-          <w:rFonts w:ascii="Times New Roman" w:hAnsi="Times New Roman" w:cs="Times New Roman"/>
-          <w:sz w:val="28"/>
-          <w:szCs w:val="28"/>
-          <w:lang w:val="en-US"/>
-        </w:rPr>
-        <w:t>Description: TEXT</w:t>
-      </w:r>
-    </w:p>
-    <w:p>
-      <w:pPr>
-        <w:pStyle w:val="a7"/>
-        <w:numPr>
-          <w:ilvl w:val="1"/>
-          <w:numId w:val="2"/>
-        </w:numPr>
-        <w:tabs>
-          <w:tab w:val="left" w:pos="1560"/>
-        </w:tabs>
-        <w:spacing w:after="0" w:line="240" w:lineRule="auto"/>
-        <w:ind w:left="1701" w:hanging="283"/>
-        <w:jc w:val="both"/>
-        <w:rPr>
-          <w:rFonts w:ascii="Times New Roman" w:hAnsi="Times New Roman" w:cs="Times New Roman"/>
-          <w:sz w:val="28"/>
-          <w:szCs w:val="28"/>
-          <w:lang w:val="en-US"/>
-        </w:rPr>
-      </w:pPr>
-      <w:r>
-        <w:rPr>
-          <w:rFonts w:ascii="Times New Roman" w:hAnsi="Times New Roman" w:cs="Times New Roman"/>
-          <w:sz w:val="28"/>
-          <w:szCs w:val="28"/>
-          <w:lang w:val="en-US"/>
-        </w:rPr>
-        <w:t>Constraints:</w:t>
-      </w:r>
-    </w:p>
-    <w:p>
-      <w:pPr>
-        <w:pStyle w:val="a7"/>
-        <w:numPr>
-          <w:ilvl w:val="2"/>
-          <w:numId w:val="2"/>
-        </w:numPr>
-        <w:tabs>
-          <w:tab w:val="left" w:pos="1843"/>
-        </w:tabs>
-        <w:spacing w:after="0" w:line="240" w:lineRule="auto"/>
-        <w:ind w:left="1843" w:hanging="142"/>
-        <w:jc w:val="both"/>
-        <w:rPr>
-          <w:rFonts w:ascii="Times New Roman" w:hAnsi="Times New Roman" w:cs="Times New Roman"/>
-          <w:sz w:val="28"/>
-          <w:szCs w:val="28"/>
-          <w:lang w:val="en-US"/>
-        </w:rPr>
-      </w:pPr>
-      <w:proofErr w:type="spellStart"/>
-      <w:r>
-        <w:rPr>
-          <w:rFonts w:ascii="Times New Roman" w:hAnsi="Times New Roman" w:cs="Times New Roman"/>
-          <w:sz w:val="28"/>
-          <w:szCs w:val="28"/>
-          <w:lang w:val="en-US"/>
-        </w:rPr>
-        <w:t>PK_Subjects</w:t>
-      </w:r>
-      <w:proofErr w:type="spellEnd"/>
-      <w:r>
-        <w:rPr>
-          <w:rFonts w:ascii="Times New Roman" w:hAnsi="Times New Roman" w:cs="Times New Roman"/>
-          <w:sz w:val="28"/>
-          <w:szCs w:val="28"/>
-          <w:lang w:val="en-US"/>
-        </w:rPr>
-        <w:t>: PRIMARY KEY (</w:t>
-      </w:r>
-      <w:proofErr w:type="spellStart"/>
-      <w:r>
-        <w:rPr>
-          <w:rFonts w:ascii="Times New Roman" w:hAnsi="Times New Roman" w:cs="Times New Roman"/>
-          <w:sz w:val="28"/>
-          <w:szCs w:val="28"/>
-          <w:lang w:val="en-US"/>
-        </w:rPr>
-        <w:t>SubjectID</w:t>
-      </w:r>
-      <w:proofErr w:type="spellEnd"/>
-      <w:r>
-        <w:rPr>
-          <w:rFonts w:ascii="Times New Roman" w:hAnsi="Times New Roman" w:cs="Times New Roman"/>
-          <w:sz w:val="28"/>
-          <w:szCs w:val="28"/>
-          <w:lang w:val="en-US"/>
-        </w:rPr>
-        <w:t>)</w:t>
-      </w:r>
-    </w:p>
-    <w:p>
-      <w:pPr>
-        <w:pStyle w:val="a7"/>
-        <w:numPr>
-          <w:ilvl w:val="2"/>
-          <w:numId w:val="2"/>
-        </w:numPr>
-        <w:tabs>
-          <w:tab w:val="left" w:pos="1843"/>
-        </w:tabs>
-        <w:spacing w:after="0" w:line="240" w:lineRule="auto"/>
-        <w:ind w:left="1843" w:hanging="142"/>
-        <w:jc w:val="both"/>
-        <w:rPr>
-          <w:rFonts w:ascii="Times New Roman" w:hAnsi="Times New Roman" w:cs="Times New Roman"/>
-          <w:sz w:val="28"/>
-          <w:szCs w:val="28"/>
-          <w:lang w:val="en-US"/>
-        </w:rPr>
-      </w:pPr>
-      <w:proofErr w:type="spellStart"/>
-      <w:r>
-        <w:rPr>
-          <w:rFonts w:ascii="Times New Roman" w:hAnsi="Times New Roman" w:cs="Times New Roman"/>
-          <w:sz w:val="28"/>
-          <w:szCs w:val="28"/>
-          <w:lang w:val="en-US"/>
-        </w:rPr>
-        <w:t>UQ_SubjectName</w:t>
-      </w:r>
-      <w:proofErr w:type="spellEnd"/>
-      <w:r>
-        <w:rPr>
-          <w:rFonts w:ascii="Times New Roman" w:hAnsi="Times New Roman" w:cs="Times New Roman"/>
-          <w:sz w:val="28"/>
-          <w:szCs w:val="28"/>
-          <w:lang w:val="en-US"/>
-        </w:rPr>
-        <w:t xml:space="preserve">: </w:t>
-      </w:r>
-      <w:r>
-        <w:rPr>
-          <w:rFonts w:ascii="Times New Roman" w:hAnsi="Times New Roman" w:cs="Times New Roman"/>
-          <w:sz w:val="28"/>
-          <w:szCs w:val="28"/>
-        </w:rPr>
-        <w:t>UNIQUE (</w:t>
-      </w:r>
-      <w:r>
-        <w:rPr>
-          <w:rFonts w:ascii="Times New Roman" w:hAnsi="Times New Roman" w:cs="Times New Roman"/>
-          <w:sz w:val="28"/>
-          <w:szCs w:val="28"/>
-          <w:lang w:val="en-US"/>
-        </w:rPr>
-        <w:t>Subject</w:t>
-      </w:r>
-      <w:r>
-        <w:rPr>
-          <w:rFonts w:ascii="Times New Roman" w:hAnsi="Times New Roman" w:cs="Times New Roman"/>
-          <w:sz w:val="28"/>
-          <w:szCs w:val="28"/>
-        </w:rPr>
-        <w:t>Name)</w:t>
-      </w:r>
-    </w:p>
-    <w:p>
-      <w:pPr>
-        <w:pStyle w:val="a7"/>
-        <w:tabs>
-          <w:tab w:val="left" w:pos="1276"/>
-        </w:tabs>
-        <w:spacing w:after="0" w:line="240" w:lineRule="auto"/>
         <w:ind w:left="0" w:firstLine="709"/>
         <w:jc w:val="both"/>
         <w:rPr>
@@ -6357,7 +5826,6 @@
           <w:szCs w:val="28"/>
           <w:lang w:val="en-US"/>
         </w:rPr>
-        <w:lastRenderedPageBreak/>
         <w:t>Subjects</w:t>
       </w:r>
       <w:r>
@@ -6428,6 +5896,7 @@
           <w:szCs w:val="28"/>
           <w:lang w:val="en-US"/>
         </w:rPr>
+        <w:lastRenderedPageBreak/>
         <w:t>G</w:t>
       </w:r>
       <w:proofErr w:type="spellStart"/>
@@ -7843,7 +7312,6 @@
   <w:style w:type="character" w:default="1" w:styleId="a0">
     <w:name w:val="Default Paragraph Font"/>
     <w:uiPriority w:val="1"/>
-    <w:semiHidden/>
     <w:unhideWhenUsed/>
   </w:style>
   <w:style w:type="table" w:default="1" w:styleId="a1">
